--- a/dados/modelo_etufor_urbmidia_pp.docx
+++ b/dados/modelo_etufor_urbmidia_pp.docx
@@ -38,7 +38,7 @@
                   <wp:posOffset>2933700</wp:posOffset>
                 </wp:positionH>
                 <wp:positionV relativeFrom="paragraph">
-                  <wp:posOffset>441325</wp:posOffset>
+                  <wp:posOffset>574675</wp:posOffset>
                 </wp:positionV>
                 <wp:extent cx="3181350" cy="1085850"/>
                 <wp:effectExtent l="19050" t="19050" r="19050" b="19050"/>
@@ -122,7 +122,7 @@
                 <v:stroke joinstyle="miter"/>
                 <v:path gradientshapeok="t" o:connecttype="rect"/>
               </v:shapetype>
-              <v:shape id="Caixa de Texto 2" o:spid="_x0000_s1026" type="#_x0000_t202" style="position:absolute;margin-left:231pt;margin-top:34.75pt;width:250.5pt;height:85.5pt;z-index:251672576;visibility:visible;mso-wrap-style:square;mso-width-percent:0;mso-height-percent:0;mso-wrap-distance-left:9pt;mso-wrap-distance-top:0;mso-wrap-distance-right:9pt;mso-wrap-distance-bottom:0;mso-position-horizontal:absolute;mso-position-horizontal-relative:text;mso-position-vertical:absolute;mso-position-vertical-relative:text;mso-width-percent:0;mso-height-percent:0;mso-width-relative:margin;mso-height-relative:margin;v-text-anchor:top" o:gfxdata="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" filled="f" strokeweight="3pt">
+              <v:shape id="Caixa de Texto 2" o:spid="_x0000_s1026" type="#_x0000_t202" style="position:absolute;margin-left:231pt;margin-top:45.25pt;width:250.5pt;height:85.5pt;z-index:251672576;visibility:visible;mso-wrap-style:square;mso-width-percent:0;mso-height-percent:0;mso-wrap-distance-left:9pt;mso-wrap-distance-top:0;mso-wrap-distance-right:9pt;mso-wrap-distance-bottom:0;mso-position-horizontal:absolute;mso-position-horizontal-relative:text;mso-position-vertical:absolute;mso-position-vertical-relative:text;mso-width-percent:0;mso-height-percent:0;mso-width-relative:margin;mso-height-relative:margin;v-text-anchor:top" o:gfxdata="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" filled="f" strokeweight="3pt">
                 <v:textbox>
                   <w:txbxContent>
                     <w:p>
@@ -298,70 +298,90 @@
         <w:ind w:left="4320" w:firstLine="720"/>
         <w:rPr>
           <w:b/>
-          <w:sz w:val="28"/>
-          <w:szCs w:val="28"/>
+          <w:sz w:val="26"/>
+          <w:szCs w:val="26"/>
         </w:rPr>
       </w:pPr>
       <w:r>
         <w:rPr>
           <w:b/>
-          <w:sz w:val="28"/>
-          <w:szCs w:val="28"/>
+          <w:sz w:val="26"/>
+          <w:szCs w:val="26"/>
         </w:rPr>
         <w:t>N°</w:t>
       </w:r>
       <w:r>
         <w:rPr>
           <w:b/>
-          <w:sz w:val="28"/>
-          <w:szCs w:val="28"/>
+          <w:sz w:val="26"/>
+          <w:szCs w:val="26"/>
         </w:rPr>
         <w:t>: {{</w:t>
       </w:r>
       <w:r>
         <w:rPr>
           <w:b/>
-          <w:sz w:val="28"/>
-          <w:szCs w:val="28"/>
+          <w:sz w:val="26"/>
+          <w:szCs w:val="26"/>
         </w:rPr>
         <w:t>NUMERO_OS</w:t>
       </w:r>
       <w:r>
         <w:rPr>
           <w:b/>
-          <w:sz w:val="28"/>
-          <w:szCs w:val="28"/>
+          <w:sz w:val="26"/>
+          <w:szCs w:val="26"/>
         </w:rPr>
         <w:t>}}</w:t>
       </w:r>
       <w:r>
         <w:rPr>
           <w:b/>
-          <w:sz w:val="28"/>
-          <w:szCs w:val="28"/>
+          <w:sz w:val="26"/>
+          <w:szCs w:val="26"/>
         </w:rPr>
         <w:t xml:space="preserve"> </w:t>
       </w:r>
       <w:r>
         <w:rPr>
           <w:b/>
-          <w:sz w:val="28"/>
-          <w:szCs w:val="28"/>
+          <w:sz w:val="26"/>
+          <w:szCs w:val="26"/>
         </w:rPr>
         <w:t>/ 2026</w:t>
       </w:r>
-      <w:bookmarkStart w:id="0" w:name="_GoBack"/>
-      <w:bookmarkEnd w:id="0"/>
     </w:p>
     <w:p>
       <w:pPr>
         <w:ind w:left="4320" w:firstLine="720"/>
+        <w:rPr>
+          <w:b/>
+          <w:sz w:val="26"/>
+          <w:szCs w:val="26"/>
+        </w:rPr>
       </w:pPr>
       <w:r>
         <w:rPr>
           <w:b/>
-          <w:sz w:val="28"/>
-          <w:szCs w:val="28"/>
+          <w:sz w:val="26"/>
+          <w:szCs w:val="26"/>
+        </w:rPr>
+        <w:t>N° PROCESSO: {{PROCESSO}}</w:t>
+      </w:r>
+    </w:p>
+    <w:p>
+      <w:pPr>
+        <w:ind w:left="4320" w:firstLine="720"/>
+        <w:rPr>
+          <w:sz w:val="26"/>
+          <w:szCs w:val="26"/>
+        </w:rPr>
+      </w:pPr>
+      <w:r>
+        <w:rPr>
+          <w:b/>
+          <w:sz w:val="26"/>
+          <w:szCs w:val="26"/>
         </w:rPr>
         <w:t>DATA: {{DATA}}</w:t>
       </w:r>
@@ -1046,11 +1066,7 @@
           </mc:Choice>
           <mc:Fallback>
             <w:pict>
-              <v:shapetype w14:anchorId="3E68864F" id="_x0000_t202" coordsize="21600,21600" o:spt="202" path="m,l,21600r21600,l21600,xe">
-                <v:stroke joinstyle="miter"/>
-                <v:path gradientshapeok="t" o:connecttype="rect"/>
-              </v:shapetype>
-              <v:shape id="Caixa de texto 16" o:spid="_x0000_s1028" type="#_x0000_t202" style="position:absolute;margin-left:229.5pt;margin-top:34.85pt;width:252.75pt;height:132.75pt;z-index:251670528;visibility:visible;mso-wrap-style:square;mso-width-percent:0;mso-height-percent:0;mso-wrap-distance-left:9pt;mso-wrap-distance-top:0;mso-wrap-distance-right:9pt;mso-wrap-distance-bottom:0;mso-position-horizontal:absolute;mso-position-horizontal-relative:text;mso-position-vertical:absolute;mso-position-vertical-relative:text;mso-width-percent:0;mso-height-percent:0;mso-width-relative:margin;mso-height-relative:margin;v-text-anchor:top" o:gfxdata="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" filled="f" strokeweight="3pt">
+              <v:shape w14:anchorId="3E68864F" id="Caixa de texto 16" o:spid="_x0000_s1028" type="#_x0000_t202" style="position:absolute;margin-left:229.5pt;margin-top:34.85pt;width:252.75pt;height:132.75pt;z-index:251670528;visibility:visible;mso-wrap-style:square;mso-width-percent:0;mso-height-percent:0;mso-wrap-distance-left:9pt;mso-wrap-distance-top:0;mso-wrap-distance-right:9pt;mso-wrap-distance-bottom:0;mso-position-horizontal:absolute;mso-position-horizontal-relative:text;mso-position-vertical:absolute;mso-position-vertical-relative:text;mso-width-percent:0;mso-height-percent:0;mso-width-relative:margin;mso-height-relative:margin;v-text-anchor:top" o:gfxdata="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" filled="f" strokeweight="3pt">
                 <v:textbox>
                   <w:txbxContent>
                     <w:tbl>
@@ -1372,7 +1388,10 @@
     </w:p>
     <w:p/>
     <w:p/>
-    <w:p/>
+    <w:p>
+      <w:bookmarkStart w:id="0" w:name="_GoBack"/>
+      <w:bookmarkEnd w:id="0"/>
+    </w:p>
     <w:p/>
     <w:p/>
     <w:p/>
@@ -1766,7 +1785,7 @@
 
 <file path=word/numbering.xml><?xml version="1.0" encoding="utf-8"?>
 <w:numbering xmlns:wpc="http://schemas.microsoft.com/office/word/2010/wordprocessingCanvas" xmlns:mc="http://schemas.openxmlformats.org/markup-compatibility/2006" xmlns:o="urn:schemas-microsoft-com:office:office" xmlns:r="http://schemas.openxmlformats.org/officeDocument/2006/relationships" xmlns:m="http://schemas.openxmlformats.org/officeDocument/2006/math" xmlns:v="urn:schemas-microsoft-com:vml" xmlns:wp14="http://schemas.microsoft.com/office/word/2010/wordprocessingDrawing" xmlns:wp="http://schemas.openxmlformats.org/drawingml/2006/wordprocessingDrawing" xmlns:w10="urn:schemas-microsoft-com:office:word" xmlns:w="http://schemas.openxmlformats.org/wordprocessingml/2006/main" xmlns:w14="http://schemas.microsoft.com/office/word/2010/wordml" xmlns:w15="http://schemas.microsoft.com/office/word/2012/wordml" xmlns:wpg="http://schemas.microsoft.com/office/word/2010/wordprocessingGroup" xmlns:wpi="http://schemas.microsoft.com/office/word/2010/wordprocessingInk" xmlns:wne="http://schemas.microsoft.com/office/word/2006/wordml" xmlns:wps="http://schemas.microsoft.com/office/word/2010/wordprocessingShape" mc:Ignorable="w14 w15 wp14">
-  <w:abstractNum w:abstractNumId="0">
+  <w:abstractNum w:abstractNumId="0" w15:restartNumberingAfterBreak="0">
     <w:nsid w:val="73F3077A"/>
     <w:multiLevelType w:val="multilevel"/>
     <w:tmpl w:val="027824B8"/>
@@ -2404,7 +2423,6 @@
       <w:spacing w:line="240" w:lineRule="auto"/>
     </w:pPr>
     <w:tblPr>
-      <w:tblInd w:w="0" w:type="dxa"/>
       <w:tblBorders>
         <w:top w:val="single" w:sz="4" w:space="0" w:color="000000"/>
         <w:left w:val="single" w:sz="4" w:space="0" w:color="000000"/>
@@ -2413,12 +2431,6 @@
         <w:insideH w:val="single" w:sz="4" w:space="0" w:color="000000"/>
         <w:insideV w:val="single" w:sz="4" w:space="0" w:color="000000"/>
       </w:tblBorders>
-      <w:tblCellMar>
-        <w:top w:w="0" w:type="dxa"/>
-        <w:left w:w="108" w:type="dxa"/>
-        <w:bottom w:w="0" w:type="dxa"/>
-        <w:right w:w="108" w:type="dxa"/>
-      </w:tblCellMar>
     </w:tblPr>
   </w:style>
   <w:style w:type="table" w:customStyle="1" w:styleId="TableGridLight">
@@ -2429,7 +2441,6 @@
       <w:spacing w:line="240" w:lineRule="auto"/>
     </w:pPr>
     <w:tblPr>
-      <w:tblInd w:w="0" w:type="dxa"/>
       <w:tblBorders>
         <w:top w:val="single" w:sz="4" w:space="0" w:color="AFAFAF" w:themeColor="text1" w:themeTint="50"/>
         <w:left w:val="single" w:sz="4" w:space="0" w:color="AFAFAF" w:themeColor="text1" w:themeTint="50"/>
@@ -2438,12 +2449,6 @@
         <w:insideH w:val="single" w:sz="4" w:space="0" w:color="AFAFAF" w:themeColor="text1" w:themeTint="50"/>
         <w:insideV w:val="single" w:sz="4" w:space="0" w:color="AFAFAF" w:themeColor="text1" w:themeTint="50"/>
       </w:tblBorders>
-      <w:tblCellMar>
-        <w:top w:w="0" w:type="dxa"/>
-        <w:left w:w="108" w:type="dxa"/>
-        <w:bottom w:w="0" w:type="dxa"/>
-        <w:right w:w="108" w:type="dxa"/>
-      </w:tblCellMar>
     </w:tblPr>
   </w:style>
   <w:style w:type="table" w:styleId="TabelaSimples1">
@@ -2454,7 +2459,6 @@
       <w:spacing w:line="240" w:lineRule="auto"/>
     </w:pPr>
     <w:tblPr>
-      <w:tblInd w:w="0" w:type="dxa"/>
       <w:tblBorders>
         <w:top w:val="single" w:sz="4" w:space="0" w:color="AFAFAF" w:themeColor="text1" w:themeTint="50"/>
         <w:left w:val="single" w:sz="4" w:space="0" w:color="AFAFAF" w:themeColor="text1" w:themeTint="50"/>
@@ -2463,12 +2467,6 @@
         <w:insideH w:val="single" w:sz="4" w:space="0" w:color="AFAFAF" w:themeColor="text1" w:themeTint="50"/>
         <w:insideV w:val="single" w:sz="4" w:space="0" w:color="AFAFAF" w:themeColor="text1" w:themeTint="50"/>
       </w:tblBorders>
-      <w:tblCellMar>
-        <w:top w:w="0" w:type="dxa"/>
-        <w:left w:w="108" w:type="dxa"/>
-        <w:bottom w:w="0" w:type="dxa"/>
-        <w:right w:w="108" w:type="dxa"/>
-      </w:tblCellMar>
     </w:tblPr>
     <w:tblStylePr w:type="firstRow">
       <w:rPr>
@@ -2523,19 +2521,12 @@
       <w:spacing w:line="240" w:lineRule="auto"/>
     </w:pPr>
     <w:tblPr>
-      <w:tblInd w:w="0" w:type="dxa"/>
       <w:tblBorders>
         <w:top w:val="single" w:sz="4" w:space="0" w:color="000000" w:themeColor="text1"/>
         <w:left w:val="none" w:sz="4" w:space="0" w:color="000000" w:themeColor="text1"/>
         <w:bottom w:val="single" w:sz="4" w:space="0" w:color="000000" w:themeColor="text1"/>
         <w:right w:val="none" w:sz="4" w:space="0" w:color="000000" w:themeColor="text1"/>
       </w:tblBorders>
-      <w:tblCellMar>
-        <w:top w:w="0" w:type="dxa"/>
-        <w:left w:w="108" w:type="dxa"/>
-        <w:bottom w:w="0" w:type="dxa"/>
-        <w:right w:w="108" w:type="dxa"/>
-      </w:tblCellMar>
     </w:tblPr>
     <w:tblStylePr w:type="firstRow">
       <w:rPr>
@@ -2614,13 +2605,6 @@
     <w:tblPr>
       <w:tblStyleRowBandSize w:val="1"/>
       <w:tblStyleColBandSize w:val="1"/>
-      <w:tblInd w:w="0" w:type="dxa"/>
-      <w:tblCellMar>
-        <w:top w:w="0" w:type="dxa"/>
-        <w:left w:w="108" w:type="dxa"/>
-        <w:bottom w:w="0" w:type="dxa"/>
-        <w:right w:w="108" w:type="dxa"/>
-      </w:tblCellMar>
     </w:tblPr>
     <w:tblStylePr w:type="firstRow">
       <w:rPr>
@@ -2701,13 +2685,6 @@
     <w:tblPr>
       <w:tblStyleRowBandSize w:val="1"/>
       <w:tblStyleColBandSize w:val="1"/>
-      <w:tblInd w:w="0" w:type="dxa"/>
-      <w:tblCellMar>
-        <w:top w:w="0" w:type="dxa"/>
-        <w:left w:w="108" w:type="dxa"/>
-        <w:bottom w:w="0" w:type="dxa"/>
-        <w:right w:w="108" w:type="dxa"/>
-      </w:tblCellMar>
     </w:tblPr>
     <w:tblStylePr w:type="firstRow">
       <w:rPr>
@@ -2766,13 +2743,6 @@
     <w:tblPr>
       <w:tblStyleRowBandSize w:val="1"/>
       <w:tblStyleColBandSize w:val="1"/>
-      <w:tblInd w:w="0" w:type="dxa"/>
-      <w:tblCellMar>
-        <w:top w:w="0" w:type="dxa"/>
-        <w:left w:w="108" w:type="dxa"/>
-        <w:bottom w:w="0" w:type="dxa"/>
-        <w:right w:w="108" w:type="dxa"/>
-      </w:tblCellMar>
     </w:tblPr>
     <w:tblStylePr w:type="firstRow">
       <w:rPr>
@@ -2866,7 +2836,6 @@
     <w:tblPr>
       <w:tblStyleRowBandSize w:val="1"/>
       <w:tblStyleColBandSize w:val="1"/>
-      <w:tblInd w:w="0" w:type="dxa"/>
       <w:tblBorders>
         <w:top w:val="single" w:sz="4" w:space="0" w:color="989898" w:themeColor="text1" w:themeTint="67"/>
         <w:left w:val="single" w:sz="4" w:space="0" w:color="989898" w:themeColor="text1" w:themeTint="67"/>
@@ -2875,12 +2844,6 @@
         <w:insideH w:val="single" w:sz="4" w:space="0" w:color="989898" w:themeColor="text1" w:themeTint="67"/>
         <w:insideV w:val="single" w:sz="4" w:space="0" w:color="989898" w:themeColor="text1" w:themeTint="67"/>
       </w:tblBorders>
-      <w:tblCellMar>
-        <w:top w:w="0" w:type="dxa"/>
-        <w:left w:w="108" w:type="dxa"/>
-        <w:bottom w:w="0" w:type="dxa"/>
-        <w:right w:w="108" w:type="dxa"/>
-      </w:tblCellMar>
     </w:tblPr>
     <w:tblStylePr w:type="firstRow">
       <w:rPr>
@@ -2939,7 +2902,6 @@
     <w:tblPr>
       <w:tblStyleRowBandSize w:val="1"/>
       <w:tblStyleColBandSize w:val="1"/>
-      <w:tblInd w:w="0" w:type="dxa"/>
       <w:tblBorders>
         <w:top w:val="single" w:sz="4" w:space="0" w:color="B7CBE4" w:themeColor="accent1" w:themeTint="67"/>
         <w:left w:val="single" w:sz="4" w:space="0" w:color="B7CBE4" w:themeColor="accent1" w:themeTint="67"/>
@@ -2948,12 +2910,6 @@
         <w:insideH w:val="single" w:sz="4" w:space="0" w:color="B7CBE4" w:themeColor="accent1" w:themeTint="67"/>
         <w:insideV w:val="single" w:sz="4" w:space="0" w:color="B7CBE4" w:themeColor="accent1" w:themeTint="67"/>
       </w:tblBorders>
-      <w:tblCellMar>
-        <w:top w:w="0" w:type="dxa"/>
-        <w:left w:w="108" w:type="dxa"/>
-        <w:bottom w:w="0" w:type="dxa"/>
-        <w:right w:w="108" w:type="dxa"/>
-      </w:tblCellMar>
     </w:tblPr>
     <w:tblStylePr w:type="firstRow">
       <w:rPr>
@@ -3012,7 +2968,6 @@
     <w:tblPr>
       <w:tblStyleRowBandSize w:val="1"/>
       <w:tblStyleColBandSize w:val="1"/>
-      <w:tblInd w:w="0" w:type="dxa"/>
       <w:tblBorders>
         <w:top w:val="single" w:sz="4" w:space="0" w:color="E5B7B6" w:themeColor="accent2" w:themeTint="67"/>
         <w:left w:val="single" w:sz="4" w:space="0" w:color="E5B7B6" w:themeColor="accent2" w:themeTint="67"/>
@@ -3021,12 +2976,6 @@
         <w:insideH w:val="single" w:sz="4" w:space="0" w:color="E5B7B6" w:themeColor="accent2" w:themeTint="67"/>
         <w:insideV w:val="single" w:sz="4" w:space="0" w:color="E5B7B6" w:themeColor="accent2" w:themeTint="67"/>
       </w:tblBorders>
-      <w:tblCellMar>
-        <w:top w:w="0" w:type="dxa"/>
-        <w:left w:w="108" w:type="dxa"/>
-        <w:bottom w:w="0" w:type="dxa"/>
-        <w:right w:w="108" w:type="dxa"/>
-      </w:tblCellMar>
     </w:tblPr>
     <w:tblStylePr w:type="firstRow">
       <w:rPr>
@@ -3085,7 +3034,6 @@
     <w:tblPr>
       <w:tblStyleRowBandSize w:val="1"/>
       <w:tblStyleColBandSize w:val="1"/>
-      <w:tblInd w:w="0" w:type="dxa"/>
       <w:tblBorders>
         <w:top w:val="single" w:sz="4" w:space="0" w:color="D6E3BB" w:themeColor="accent3" w:themeTint="67"/>
         <w:left w:val="single" w:sz="4" w:space="0" w:color="D6E3BB" w:themeColor="accent3" w:themeTint="67"/>
@@ -3094,12 +3042,6 @@
         <w:insideH w:val="single" w:sz="4" w:space="0" w:color="D6E3BB" w:themeColor="accent3" w:themeTint="67"/>
         <w:insideV w:val="single" w:sz="4" w:space="0" w:color="D6E3BB" w:themeColor="accent3" w:themeTint="67"/>
       </w:tblBorders>
-      <w:tblCellMar>
-        <w:top w:w="0" w:type="dxa"/>
-        <w:left w:w="108" w:type="dxa"/>
-        <w:bottom w:w="0" w:type="dxa"/>
-        <w:right w:w="108" w:type="dxa"/>
-      </w:tblCellMar>
     </w:tblPr>
     <w:tblStylePr w:type="firstRow">
       <w:rPr>
@@ -3158,7 +3100,6 @@
     <w:tblPr>
       <w:tblStyleRowBandSize w:val="1"/>
       <w:tblStyleColBandSize w:val="1"/>
-      <w:tblInd w:w="0" w:type="dxa"/>
       <w:tblBorders>
         <w:top w:val="single" w:sz="4" w:space="0" w:color="CBC0D9" w:themeColor="accent4" w:themeTint="67"/>
         <w:left w:val="single" w:sz="4" w:space="0" w:color="CBC0D9" w:themeColor="accent4" w:themeTint="67"/>
@@ -3167,12 +3108,6 @@
         <w:insideH w:val="single" w:sz="4" w:space="0" w:color="CBC0D9" w:themeColor="accent4" w:themeTint="67"/>
         <w:insideV w:val="single" w:sz="4" w:space="0" w:color="CBC0D9" w:themeColor="accent4" w:themeTint="67"/>
       </w:tblBorders>
-      <w:tblCellMar>
-        <w:top w:w="0" w:type="dxa"/>
-        <w:left w:w="108" w:type="dxa"/>
-        <w:bottom w:w="0" w:type="dxa"/>
-        <w:right w:w="108" w:type="dxa"/>
-      </w:tblCellMar>
     </w:tblPr>
     <w:tblStylePr w:type="firstRow">
       <w:rPr>
@@ -3231,7 +3166,6 @@
     <w:tblPr>
       <w:tblStyleRowBandSize w:val="1"/>
       <w:tblStyleColBandSize w:val="1"/>
-      <w:tblInd w:w="0" w:type="dxa"/>
       <w:tblBorders>
         <w:top w:val="single" w:sz="4" w:space="0" w:color="B6DDE8" w:themeColor="accent5" w:themeTint="67"/>
         <w:left w:val="single" w:sz="4" w:space="0" w:color="B6DDE8" w:themeColor="accent5" w:themeTint="67"/>
@@ -3240,12 +3174,6 @@
         <w:insideH w:val="single" w:sz="4" w:space="0" w:color="B6DDE8" w:themeColor="accent5" w:themeTint="67"/>
         <w:insideV w:val="single" w:sz="4" w:space="0" w:color="B6DDE8" w:themeColor="accent5" w:themeTint="67"/>
       </w:tblBorders>
-      <w:tblCellMar>
-        <w:top w:w="0" w:type="dxa"/>
-        <w:left w:w="108" w:type="dxa"/>
-        <w:bottom w:w="0" w:type="dxa"/>
-        <w:right w:w="108" w:type="dxa"/>
-      </w:tblCellMar>
     </w:tblPr>
     <w:tblStylePr w:type="firstRow">
       <w:rPr>
@@ -3304,7 +3232,6 @@
     <w:tblPr>
       <w:tblStyleRowBandSize w:val="1"/>
       <w:tblStyleColBandSize w:val="1"/>
-      <w:tblInd w:w="0" w:type="dxa"/>
       <w:tblBorders>
         <w:top w:val="single" w:sz="4" w:space="0" w:color="FBD4B4" w:themeColor="accent6" w:themeTint="67"/>
         <w:left w:val="single" w:sz="4" w:space="0" w:color="FBD4B4" w:themeColor="accent6" w:themeTint="67"/>
@@ -3313,12 +3240,6 @@
         <w:insideH w:val="single" w:sz="4" w:space="0" w:color="FBD4B4" w:themeColor="accent6" w:themeTint="67"/>
         <w:insideV w:val="single" w:sz="4" w:space="0" w:color="FBD4B4" w:themeColor="accent6" w:themeTint="67"/>
       </w:tblBorders>
-      <w:tblCellMar>
-        <w:top w:w="0" w:type="dxa"/>
-        <w:left w:w="108" w:type="dxa"/>
-        <w:bottom w:w="0" w:type="dxa"/>
-        <w:right w:w="108" w:type="dxa"/>
-      </w:tblCellMar>
     </w:tblPr>
     <w:tblStylePr w:type="firstRow">
       <w:rPr>
@@ -3377,18 +3298,11 @@
     <w:tblPr>
       <w:tblStyleRowBandSize w:val="1"/>
       <w:tblStyleColBandSize w:val="1"/>
-      <w:tblInd w:w="0" w:type="dxa"/>
       <w:tblBorders>
         <w:bottom w:val="single" w:sz="4" w:space="0" w:color="6A6A6A" w:themeColor="text1" w:themeTint="95"/>
         <w:insideH w:val="single" w:sz="4" w:space="0" w:color="6A6A6A" w:themeColor="text1" w:themeTint="95"/>
         <w:insideV w:val="single" w:sz="4" w:space="0" w:color="6A6A6A" w:themeColor="text1" w:themeTint="95"/>
       </w:tblBorders>
-      <w:tblCellMar>
-        <w:top w:w="0" w:type="dxa"/>
-        <w:left w:w="108" w:type="dxa"/>
-        <w:bottom w:w="0" w:type="dxa"/>
-        <w:right w:w="108" w:type="dxa"/>
-      </w:tblCellMar>
     </w:tblPr>
     <w:tblStylePr w:type="firstRow">
       <w:rPr>
@@ -3467,18 +3381,11 @@
     <w:tblPr>
       <w:tblStyleRowBandSize w:val="1"/>
       <w:tblStyleColBandSize w:val="1"/>
-      <w:tblInd w:w="0" w:type="dxa"/>
       <w:tblBorders>
         <w:bottom w:val="single" w:sz="4" w:space="0" w:color="5D8AC2" w:themeColor="accent1" w:themeTint="EA"/>
         <w:insideH w:val="single" w:sz="4" w:space="0" w:color="5D8AC2" w:themeColor="accent1" w:themeTint="EA"/>
         <w:insideV w:val="single" w:sz="4" w:space="0" w:color="5D8AC2" w:themeColor="accent1" w:themeTint="EA"/>
       </w:tblBorders>
-      <w:tblCellMar>
-        <w:top w:w="0" w:type="dxa"/>
-        <w:left w:w="108" w:type="dxa"/>
-        <w:bottom w:w="0" w:type="dxa"/>
-        <w:right w:w="108" w:type="dxa"/>
-      </w:tblCellMar>
     </w:tblPr>
     <w:tblStylePr w:type="firstRow">
       <w:rPr>
@@ -3557,18 +3464,11 @@
     <w:tblPr>
       <w:tblStyleRowBandSize w:val="1"/>
       <w:tblStyleColBandSize w:val="1"/>
-      <w:tblInd w:w="0" w:type="dxa"/>
       <w:tblBorders>
         <w:bottom w:val="single" w:sz="4" w:space="0" w:color="D99695" w:themeColor="accent2" w:themeTint="97"/>
         <w:insideH w:val="single" w:sz="4" w:space="0" w:color="D99695" w:themeColor="accent2" w:themeTint="97"/>
         <w:insideV w:val="single" w:sz="4" w:space="0" w:color="D99695" w:themeColor="accent2" w:themeTint="97"/>
       </w:tblBorders>
-      <w:tblCellMar>
-        <w:top w:w="0" w:type="dxa"/>
-        <w:left w:w="108" w:type="dxa"/>
-        <w:bottom w:w="0" w:type="dxa"/>
-        <w:right w:w="108" w:type="dxa"/>
-      </w:tblCellMar>
     </w:tblPr>
     <w:tblStylePr w:type="firstRow">
       <w:rPr>
@@ -3647,18 +3547,11 @@
     <w:tblPr>
       <w:tblStyleRowBandSize w:val="1"/>
       <w:tblStyleColBandSize w:val="1"/>
-      <w:tblInd w:w="0" w:type="dxa"/>
       <w:tblBorders>
         <w:bottom w:val="single" w:sz="4" w:space="0" w:color="9ABB59" w:themeColor="accent3" w:themeTint="FE"/>
         <w:insideH w:val="single" w:sz="4" w:space="0" w:color="9ABB59" w:themeColor="accent3" w:themeTint="FE"/>
         <w:insideV w:val="single" w:sz="4" w:space="0" w:color="9ABB59" w:themeColor="accent3" w:themeTint="FE"/>
       </w:tblBorders>
-      <w:tblCellMar>
-        <w:top w:w="0" w:type="dxa"/>
-        <w:left w:w="108" w:type="dxa"/>
-        <w:bottom w:w="0" w:type="dxa"/>
-        <w:right w:w="108" w:type="dxa"/>
-      </w:tblCellMar>
     </w:tblPr>
     <w:tblStylePr w:type="firstRow">
       <w:rPr>
@@ -3737,18 +3630,11 @@
     <w:tblPr>
       <w:tblStyleRowBandSize w:val="1"/>
       <w:tblStyleColBandSize w:val="1"/>
-      <w:tblInd w:w="0" w:type="dxa"/>
       <w:tblBorders>
         <w:bottom w:val="single" w:sz="4" w:space="0" w:color="B2A1C6" w:themeColor="accent4" w:themeTint="9A"/>
         <w:insideH w:val="single" w:sz="4" w:space="0" w:color="B2A1C6" w:themeColor="accent4" w:themeTint="9A"/>
         <w:insideV w:val="single" w:sz="4" w:space="0" w:color="B2A1C6" w:themeColor="accent4" w:themeTint="9A"/>
       </w:tblBorders>
-      <w:tblCellMar>
-        <w:top w:w="0" w:type="dxa"/>
-        <w:left w:w="108" w:type="dxa"/>
-        <w:bottom w:w="0" w:type="dxa"/>
-        <w:right w:w="108" w:type="dxa"/>
-      </w:tblCellMar>
     </w:tblPr>
     <w:tblStylePr w:type="firstRow">
       <w:rPr>
@@ -3827,18 +3713,11 @@
     <w:tblPr>
       <w:tblStyleRowBandSize w:val="1"/>
       <w:tblStyleColBandSize w:val="1"/>
-      <w:tblInd w:w="0" w:type="dxa"/>
       <w:tblBorders>
         <w:bottom w:val="single" w:sz="4" w:space="0" w:color="4BACC6" w:themeColor="accent5"/>
         <w:insideH w:val="single" w:sz="4" w:space="0" w:color="4BACC6" w:themeColor="accent5"/>
         <w:insideV w:val="single" w:sz="4" w:space="0" w:color="4BACC6" w:themeColor="accent5"/>
       </w:tblBorders>
-      <w:tblCellMar>
-        <w:top w:w="0" w:type="dxa"/>
-        <w:left w:w="108" w:type="dxa"/>
-        <w:bottom w:w="0" w:type="dxa"/>
-        <w:right w:w="108" w:type="dxa"/>
-      </w:tblCellMar>
     </w:tblPr>
     <w:tblStylePr w:type="firstRow">
       <w:rPr>
@@ -3917,18 +3796,11 @@
     <w:tblPr>
       <w:tblStyleRowBandSize w:val="1"/>
       <w:tblStyleColBandSize w:val="1"/>
-      <w:tblInd w:w="0" w:type="dxa"/>
       <w:tblBorders>
         <w:bottom w:val="single" w:sz="4" w:space="0" w:color="F79646" w:themeColor="accent6"/>
         <w:insideH w:val="single" w:sz="4" w:space="0" w:color="F79646" w:themeColor="accent6"/>
         <w:insideV w:val="single" w:sz="4" w:space="0" w:color="F79646" w:themeColor="accent6"/>
       </w:tblBorders>
-      <w:tblCellMar>
-        <w:top w:w="0" w:type="dxa"/>
-        <w:left w:w="108" w:type="dxa"/>
-        <w:bottom w:w="0" w:type="dxa"/>
-        <w:right w:w="108" w:type="dxa"/>
-      </w:tblCellMar>
     </w:tblPr>
     <w:tblStylePr w:type="firstRow">
       <w:rPr>
@@ -4007,18 +3879,11 @@
     <w:tblPr>
       <w:tblStyleRowBandSize w:val="1"/>
       <w:tblStyleColBandSize w:val="1"/>
-      <w:tblInd w:w="0" w:type="dxa"/>
       <w:tblBorders>
         <w:bottom w:val="single" w:sz="4" w:space="0" w:color="6A6A6A" w:themeColor="text1" w:themeTint="95"/>
         <w:insideH w:val="single" w:sz="4" w:space="0" w:color="6A6A6A" w:themeColor="text1" w:themeTint="95"/>
         <w:insideV w:val="single" w:sz="4" w:space="0" w:color="6A6A6A" w:themeColor="text1" w:themeTint="95"/>
       </w:tblBorders>
-      <w:tblCellMar>
-        <w:top w:w="0" w:type="dxa"/>
-        <w:left w:w="108" w:type="dxa"/>
-        <w:bottom w:w="0" w:type="dxa"/>
-        <w:right w:w="108" w:type="dxa"/>
-      </w:tblCellMar>
     </w:tblPr>
     <w:tblStylePr w:type="firstRow">
       <w:rPr>
@@ -4120,18 +3985,11 @@
     <w:tblPr>
       <w:tblStyleRowBandSize w:val="1"/>
       <w:tblStyleColBandSize w:val="1"/>
-      <w:tblInd w:w="0" w:type="dxa"/>
       <w:tblBorders>
         <w:bottom w:val="single" w:sz="4" w:space="0" w:color="5D8AC2" w:themeColor="accent1" w:themeTint="EA"/>
         <w:insideH w:val="single" w:sz="4" w:space="0" w:color="5D8AC2" w:themeColor="accent1" w:themeTint="EA"/>
         <w:insideV w:val="single" w:sz="4" w:space="0" w:color="5D8AC2" w:themeColor="accent1" w:themeTint="EA"/>
       </w:tblBorders>
-      <w:tblCellMar>
-        <w:top w:w="0" w:type="dxa"/>
-        <w:left w:w="108" w:type="dxa"/>
-        <w:bottom w:w="0" w:type="dxa"/>
-        <w:right w:w="108" w:type="dxa"/>
-      </w:tblCellMar>
     </w:tblPr>
     <w:tblStylePr w:type="firstRow">
       <w:rPr>
@@ -4233,18 +4091,11 @@
     <w:tblPr>
       <w:tblStyleRowBandSize w:val="1"/>
       <w:tblStyleColBandSize w:val="1"/>
-      <w:tblInd w:w="0" w:type="dxa"/>
       <w:tblBorders>
         <w:bottom w:val="single" w:sz="4" w:space="0" w:color="D99695" w:themeColor="accent2" w:themeTint="97"/>
         <w:insideH w:val="single" w:sz="4" w:space="0" w:color="D99695" w:themeColor="accent2" w:themeTint="97"/>
         <w:insideV w:val="single" w:sz="4" w:space="0" w:color="D99695" w:themeColor="accent2" w:themeTint="97"/>
       </w:tblBorders>
-      <w:tblCellMar>
-        <w:top w:w="0" w:type="dxa"/>
-        <w:left w:w="108" w:type="dxa"/>
-        <w:bottom w:w="0" w:type="dxa"/>
-        <w:right w:w="108" w:type="dxa"/>
-      </w:tblCellMar>
     </w:tblPr>
     <w:tblStylePr w:type="firstRow">
       <w:rPr>
@@ -4346,18 +4197,11 @@
     <w:tblPr>
       <w:tblStyleRowBandSize w:val="1"/>
       <w:tblStyleColBandSize w:val="1"/>
-      <w:tblInd w:w="0" w:type="dxa"/>
       <w:tblBorders>
         <w:bottom w:val="single" w:sz="4" w:space="0" w:color="9ABB59" w:themeColor="accent3" w:themeTint="FE"/>
         <w:insideH w:val="single" w:sz="4" w:space="0" w:color="9ABB59" w:themeColor="accent3" w:themeTint="FE"/>
         <w:insideV w:val="single" w:sz="4" w:space="0" w:color="9ABB59" w:themeColor="accent3" w:themeTint="FE"/>
       </w:tblBorders>
-      <w:tblCellMar>
-        <w:top w:w="0" w:type="dxa"/>
-        <w:left w:w="108" w:type="dxa"/>
-        <w:bottom w:w="0" w:type="dxa"/>
-        <w:right w:w="108" w:type="dxa"/>
-      </w:tblCellMar>
     </w:tblPr>
     <w:tblStylePr w:type="firstRow">
       <w:rPr>
@@ -4459,18 +4303,11 @@
     <w:tblPr>
       <w:tblStyleRowBandSize w:val="1"/>
       <w:tblStyleColBandSize w:val="1"/>
-      <w:tblInd w:w="0" w:type="dxa"/>
       <w:tblBorders>
         <w:bottom w:val="single" w:sz="4" w:space="0" w:color="B2A1C6" w:themeColor="accent4" w:themeTint="9A"/>
         <w:insideH w:val="single" w:sz="4" w:space="0" w:color="B2A1C6" w:themeColor="accent4" w:themeTint="9A"/>
         <w:insideV w:val="single" w:sz="4" w:space="0" w:color="B2A1C6" w:themeColor="accent4" w:themeTint="9A"/>
       </w:tblBorders>
-      <w:tblCellMar>
-        <w:top w:w="0" w:type="dxa"/>
-        <w:left w:w="108" w:type="dxa"/>
-        <w:bottom w:w="0" w:type="dxa"/>
-        <w:right w:w="108" w:type="dxa"/>
-      </w:tblCellMar>
     </w:tblPr>
     <w:tblStylePr w:type="firstRow">
       <w:rPr>
@@ -4572,18 +4409,11 @@
     <w:tblPr>
       <w:tblStyleRowBandSize w:val="1"/>
       <w:tblStyleColBandSize w:val="1"/>
-      <w:tblInd w:w="0" w:type="dxa"/>
       <w:tblBorders>
         <w:bottom w:val="single" w:sz="4" w:space="0" w:color="4BACC6" w:themeColor="accent5"/>
         <w:insideH w:val="single" w:sz="4" w:space="0" w:color="4BACC6" w:themeColor="accent5"/>
         <w:insideV w:val="single" w:sz="4" w:space="0" w:color="4BACC6" w:themeColor="accent5"/>
       </w:tblBorders>
-      <w:tblCellMar>
-        <w:top w:w="0" w:type="dxa"/>
-        <w:left w:w="108" w:type="dxa"/>
-        <w:bottom w:w="0" w:type="dxa"/>
-        <w:right w:w="108" w:type="dxa"/>
-      </w:tblCellMar>
     </w:tblPr>
     <w:tblStylePr w:type="firstRow">
       <w:rPr>
@@ -4685,18 +4515,11 @@
     <w:tblPr>
       <w:tblStyleRowBandSize w:val="1"/>
       <w:tblStyleColBandSize w:val="1"/>
-      <w:tblInd w:w="0" w:type="dxa"/>
       <w:tblBorders>
         <w:bottom w:val="single" w:sz="4" w:space="0" w:color="F79646" w:themeColor="accent6"/>
         <w:insideH w:val="single" w:sz="4" w:space="0" w:color="F79646" w:themeColor="accent6"/>
         <w:insideV w:val="single" w:sz="4" w:space="0" w:color="F79646" w:themeColor="accent6"/>
       </w:tblBorders>
-      <w:tblCellMar>
-        <w:top w:w="0" w:type="dxa"/>
-        <w:left w:w="108" w:type="dxa"/>
-        <w:bottom w:w="0" w:type="dxa"/>
-        <w:right w:w="108" w:type="dxa"/>
-      </w:tblCellMar>
     </w:tblPr>
     <w:tblStylePr w:type="firstRow">
       <w:rPr>
@@ -4798,7 +4621,6 @@
     <w:tblPr>
       <w:tblStyleRowBandSize w:val="1"/>
       <w:tblStyleColBandSize w:val="1"/>
-      <w:tblInd w:w="0" w:type="dxa"/>
       <w:tblBorders>
         <w:top w:val="single" w:sz="4" w:space="0" w:color="6F6F6F" w:themeColor="text1" w:themeTint="90"/>
         <w:left w:val="single" w:sz="4" w:space="0" w:color="6F6F6F" w:themeColor="text1" w:themeTint="90"/>
@@ -4807,12 +4629,6 @@
         <w:insideH w:val="single" w:sz="4" w:space="0" w:color="6F6F6F" w:themeColor="text1" w:themeTint="90"/>
         <w:insideV w:val="single" w:sz="4" w:space="0" w:color="6F6F6F" w:themeColor="text1" w:themeTint="90"/>
       </w:tblBorders>
-      <w:tblCellMar>
-        <w:top w:w="0" w:type="dxa"/>
-        <w:left w:w="108" w:type="dxa"/>
-        <w:bottom w:w="0" w:type="dxa"/>
-        <w:right w:w="108" w:type="dxa"/>
-      </w:tblCellMar>
     </w:tblPr>
     <w:tblStylePr w:type="firstRow">
       <w:rPr>
@@ -4889,7 +4705,6 @@
     <w:tblPr>
       <w:tblStyleRowBandSize w:val="1"/>
       <w:tblStyleColBandSize w:val="1"/>
-      <w:tblInd w:w="0" w:type="dxa"/>
       <w:tblBorders>
         <w:top w:val="single" w:sz="4" w:space="0" w:color="9BB7D9" w:themeColor="accent1" w:themeTint="90"/>
         <w:left w:val="single" w:sz="4" w:space="0" w:color="9BB7D9" w:themeColor="accent1" w:themeTint="90"/>
@@ -4898,12 +4713,6 @@
         <w:insideH w:val="single" w:sz="4" w:space="0" w:color="9BB7D9" w:themeColor="accent1" w:themeTint="90"/>
         <w:insideV w:val="single" w:sz="4" w:space="0" w:color="9BB7D9" w:themeColor="accent1" w:themeTint="90"/>
       </w:tblBorders>
-      <w:tblCellMar>
-        <w:top w:w="0" w:type="dxa"/>
-        <w:left w:w="108" w:type="dxa"/>
-        <w:bottom w:w="0" w:type="dxa"/>
-        <w:right w:w="108" w:type="dxa"/>
-      </w:tblCellMar>
     </w:tblPr>
     <w:tblStylePr w:type="firstRow">
       <w:rPr>
@@ -4980,7 +4789,6 @@
     <w:tblPr>
       <w:tblStyleRowBandSize w:val="1"/>
       <w:tblStyleColBandSize w:val="1"/>
-      <w:tblInd w:w="0" w:type="dxa"/>
       <w:tblBorders>
         <w:top w:val="single" w:sz="4" w:space="0" w:color="DB9B9A" w:themeColor="accent2" w:themeTint="90"/>
         <w:left w:val="single" w:sz="4" w:space="0" w:color="DB9B9A" w:themeColor="accent2" w:themeTint="90"/>
@@ -4989,12 +4797,6 @@
         <w:insideH w:val="single" w:sz="4" w:space="0" w:color="DB9B9A" w:themeColor="accent2" w:themeTint="90"/>
         <w:insideV w:val="single" w:sz="4" w:space="0" w:color="DB9B9A" w:themeColor="accent2" w:themeTint="90"/>
       </w:tblBorders>
-      <w:tblCellMar>
-        <w:top w:w="0" w:type="dxa"/>
-        <w:left w:w="108" w:type="dxa"/>
-        <w:bottom w:w="0" w:type="dxa"/>
-        <w:right w:w="108" w:type="dxa"/>
-      </w:tblCellMar>
     </w:tblPr>
     <w:tblStylePr w:type="firstRow">
       <w:rPr>
@@ -5071,7 +4873,6 @@
     <w:tblPr>
       <w:tblStyleRowBandSize w:val="1"/>
       <w:tblStyleColBandSize w:val="1"/>
-      <w:tblInd w:w="0" w:type="dxa"/>
       <w:tblBorders>
         <w:top w:val="single" w:sz="4" w:space="0" w:color="C6D8A1" w:themeColor="accent3" w:themeTint="90"/>
         <w:left w:val="single" w:sz="4" w:space="0" w:color="C6D8A1" w:themeColor="accent3" w:themeTint="90"/>
@@ -5080,12 +4881,6 @@
         <w:insideH w:val="single" w:sz="4" w:space="0" w:color="C6D8A1" w:themeColor="accent3" w:themeTint="90"/>
         <w:insideV w:val="single" w:sz="4" w:space="0" w:color="C6D8A1" w:themeColor="accent3" w:themeTint="90"/>
       </w:tblBorders>
-      <w:tblCellMar>
-        <w:top w:w="0" w:type="dxa"/>
-        <w:left w:w="108" w:type="dxa"/>
-        <w:bottom w:w="0" w:type="dxa"/>
-        <w:right w:w="108" w:type="dxa"/>
-      </w:tblCellMar>
     </w:tblPr>
     <w:tblStylePr w:type="firstRow">
       <w:rPr>
@@ -5162,7 +4957,6 @@
     <w:tblPr>
       <w:tblStyleRowBandSize w:val="1"/>
       <w:tblStyleColBandSize w:val="1"/>
-      <w:tblInd w:w="0" w:type="dxa"/>
       <w:tblBorders>
         <w:top w:val="single" w:sz="4" w:space="0" w:color="B7A7CA" w:themeColor="accent4" w:themeTint="90"/>
         <w:left w:val="single" w:sz="4" w:space="0" w:color="B7A7CA" w:themeColor="accent4" w:themeTint="90"/>
@@ -5171,12 +4965,6 @@
         <w:insideH w:val="single" w:sz="4" w:space="0" w:color="B7A7CA" w:themeColor="accent4" w:themeTint="90"/>
         <w:insideV w:val="single" w:sz="4" w:space="0" w:color="B7A7CA" w:themeColor="accent4" w:themeTint="90"/>
       </w:tblBorders>
-      <w:tblCellMar>
-        <w:top w:w="0" w:type="dxa"/>
-        <w:left w:w="108" w:type="dxa"/>
-        <w:bottom w:w="0" w:type="dxa"/>
-        <w:right w:w="108" w:type="dxa"/>
-      </w:tblCellMar>
     </w:tblPr>
     <w:tblStylePr w:type="firstRow">
       <w:rPr>
@@ -5253,7 +5041,6 @@
     <w:tblPr>
       <w:tblStyleRowBandSize w:val="1"/>
       <w:tblStyleColBandSize w:val="1"/>
-      <w:tblInd w:w="0" w:type="dxa"/>
       <w:tblBorders>
         <w:top w:val="single" w:sz="4" w:space="0" w:color="99D0DE" w:themeColor="accent5" w:themeTint="90"/>
         <w:left w:val="single" w:sz="4" w:space="0" w:color="99D0DE" w:themeColor="accent5" w:themeTint="90"/>
@@ -5262,12 +5049,6 @@
         <w:insideH w:val="single" w:sz="4" w:space="0" w:color="99D0DE" w:themeColor="accent5" w:themeTint="90"/>
         <w:insideV w:val="single" w:sz="4" w:space="0" w:color="99D0DE" w:themeColor="accent5" w:themeTint="90"/>
       </w:tblBorders>
-      <w:tblCellMar>
-        <w:top w:w="0" w:type="dxa"/>
-        <w:left w:w="108" w:type="dxa"/>
-        <w:bottom w:w="0" w:type="dxa"/>
-        <w:right w:w="108" w:type="dxa"/>
-      </w:tblCellMar>
     </w:tblPr>
     <w:tblStylePr w:type="firstRow">
       <w:rPr>
@@ -5344,7 +5125,6 @@
     <w:tblPr>
       <w:tblStyleRowBandSize w:val="1"/>
       <w:tblStyleColBandSize w:val="1"/>
-      <w:tblInd w:w="0" w:type="dxa"/>
       <w:tblBorders>
         <w:top w:val="single" w:sz="4" w:space="0" w:color="FAC396" w:themeColor="accent6" w:themeTint="90"/>
         <w:left w:val="single" w:sz="4" w:space="0" w:color="FAC396" w:themeColor="accent6" w:themeTint="90"/>
@@ -5353,12 +5133,6 @@
         <w:insideH w:val="single" w:sz="4" w:space="0" w:color="FAC396" w:themeColor="accent6" w:themeTint="90"/>
         <w:insideV w:val="single" w:sz="4" w:space="0" w:color="FAC396" w:themeColor="accent6" w:themeTint="90"/>
       </w:tblBorders>
-      <w:tblCellMar>
-        <w:top w:w="0" w:type="dxa"/>
-        <w:left w:w="108" w:type="dxa"/>
-        <w:bottom w:w="0" w:type="dxa"/>
-        <w:right w:w="108" w:type="dxa"/>
-      </w:tblCellMar>
     </w:tblPr>
     <w:tblStylePr w:type="firstRow">
       <w:rPr>
@@ -5435,7 +5209,6 @@
     <w:tblPr>
       <w:tblStyleRowBandSize w:val="1"/>
       <w:tblStyleColBandSize w:val="1"/>
-      <w:tblInd w:w="0" w:type="dxa"/>
       <w:tblBorders>
         <w:top w:val="single" w:sz="4" w:space="0" w:color="FFFFFF" w:themeColor="light1"/>
         <w:left w:val="single" w:sz="4" w:space="0" w:color="FFFFFF" w:themeColor="light1"/>
@@ -5445,12 +5218,6 @@
         <w:insideV w:val="single" w:sz="4" w:space="0" w:color="FFFFFF" w:themeColor="light1"/>
       </w:tblBorders>
       <w:shd w:val="clear" w:color="BFBFBF" w:themeColor="text1" w:themeTint="40" w:fill="BFBFBF" w:themeFill="text1" w:themeFillTint="40"/>
-      <w:tblCellMar>
-        <w:top w:w="0" w:type="dxa"/>
-        <w:left w:w="108" w:type="dxa"/>
-        <w:bottom w:w="0" w:type="dxa"/>
-        <w:right w:w="108" w:type="dxa"/>
-      </w:tblCellMar>
     </w:tblPr>
     <w:tblStylePr w:type="firstRow">
       <w:rPr>
@@ -5526,7 +5293,6 @@
     <w:tblPr>
       <w:tblStyleRowBandSize w:val="1"/>
       <w:tblStyleColBandSize w:val="1"/>
-      <w:tblInd w:w="0" w:type="dxa"/>
       <w:tblBorders>
         <w:top w:val="single" w:sz="4" w:space="0" w:color="FFFFFF" w:themeColor="light1"/>
         <w:left w:val="single" w:sz="4" w:space="0" w:color="FFFFFF" w:themeColor="light1"/>
@@ -5536,12 +5302,6 @@
         <w:insideV w:val="single" w:sz="4" w:space="0" w:color="FFFFFF" w:themeColor="light1"/>
       </w:tblBorders>
       <w:shd w:val="clear" w:color="DAE5F1" w:themeColor="accent1" w:themeTint="34" w:fill="DAE5F1" w:themeFill="accent1" w:themeFillTint="34"/>
-      <w:tblCellMar>
-        <w:top w:w="0" w:type="dxa"/>
-        <w:left w:w="108" w:type="dxa"/>
-        <w:bottom w:w="0" w:type="dxa"/>
-        <w:right w:w="108" w:type="dxa"/>
-      </w:tblCellMar>
     </w:tblPr>
     <w:tblStylePr w:type="firstRow">
       <w:rPr>
@@ -5617,7 +5377,6 @@
     <w:tblPr>
       <w:tblStyleRowBandSize w:val="1"/>
       <w:tblStyleColBandSize w:val="1"/>
-      <w:tblInd w:w="0" w:type="dxa"/>
       <w:tblBorders>
         <w:top w:val="single" w:sz="4" w:space="0" w:color="FFFFFF" w:themeColor="light1"/>
         <w:left w:val="single" w:sz="4" w:space="0" w:color="FFFFFF" w:themeColor="light1"/>
@@ -5627,12 +5386,6 @@
         <w:insideV w:val="single" w:sz="4" w:space="0" w:color="FFFFFF" w:themeColor="light1"/>
       </w:tblBorders>
       <w:shd w:val="clear" w:color="F2DCDC" w:themeColor="accent2" w:themeTint="32" w:fill="F2DCDC" w:themeFill="accent2" w:themeFillTint="32"/>
-      <w:tblCellMar>
-        <w:top w:w="0" w:type="dxa"/>
-        <w:left w:w="108" w:type="dxa"/>
-        <w:bottom w:w="0" w:type="dxa"/>
-        <w:right w:w="108" w:type="dxa"/>
-      </w:tblCellMar>
     </w:tblPr>
     <w:tblStylePr w:type="firstRow">
       <w:rPr>
@@ -5708,7 +5461,6 @@
     <w:tblPr>
       <w:tblStyleRowBandSize w:val="1"/>
       <w:tblStyleColBandSize w:val="1"/>
-      <w:tblInd w:w="0" w:type="dxa"/>
       <w:tblBorders>
         <w:top w:val="single" w:sz="4" w:space="0" w:color="FFFFFF" w:themeColor="light1"/>
         <w:left w:val="single" w:sz="4" w:space="0" w:color="FFFFFF" w:themeColor="light1"/>
@@ -5718,12 +5470,6 @@
         <w:insideV w:val="single" w:sz="4" w:space="0" w:color="FFFFFF" w:themeColor="light1"/>
       </w:tblBorders>
       <w:shd w:val="clear" w:color="EAF1DC" w:themeColor="accent3" w:themeTint="34" w:fill="EAF1DC" w:themeFill="accent3" w:themeFillTint="34"/>
-      <w:tblCellMar>
-        <w:top w:w="0" w:type="dxa"/>
-        <w:left w:w="108" w:type="dxa"/>
-        <w:bottom w:w="0" w:type="dxa"/>
-        <w:right w:w="108" w:type="dxa"/>
-      </w:tblCellMar>
     </w:tblPr>
     <w:tblStylePr w:type="firstRow">
       <w:rPr>
@@ -5799,7 +5545,6 @@
     <w:tblPr>
       <w:tblStyleRowBandSize w:val="1"/>
       <w:tblStyleColBandSize w:val="1"/>
-      <w:tblInd w:w="0" w:type="dxa"/>
       <w:tblBorders>
         <w:top w:val="single" w:sz="4" w:space="0" w:color="FFFFFF" w:themeColor="light1"/>
         <w:left w:val="single" w:sz="4" w:space="0" w:color="FFFFFF" w:themeColor="light1"/>
@@ -5809,12 +5554,6 @@
         <w:insideV w:val="single" w:sz="4" w:space="0" w:color="FFFFFF" w:themeColor="light1"/>
       </w:tblBorders>
       <w:shd w:val="clear" w:color="E5DFEC" w:themeColor="accent4" w:themeTint="34" w:fill="E5DFEC" w:themeFill="accent4" w:themeFillTint="34"/>
-      <w:tblCellMar>
-        <w:top w:w="0" w:type="dxa"/>
-        <w:left w:w="108" w:type="dxa"/>
-        <w:bottom w:w="0" w:type="dxa"/>
-        <w:right w:w="108" w:type="dxa"/>
-      </w:tblCellMar>
     </w:tblPr>
     <w:tblStylePr w:type="firstRow">
       <w:rPr>
@@ -5890,7 +5629,6 @@
     <w:tblPr>
       <w:tblStyleRowBandSize w:val="1"/>
       <w:tblStyleColBandSize w:val="1"/>
-      <w:tblInd w:w="0" w:type="dxa"/>
       <w:tblBorders>
         <w:top w:val="single" w:sz="4" w:space="0" w:color="FFFFFF" w:themeColor="light1"/>
         <w:left w:val="single" w:sz="4" w:space="0" w:color="FFFFFF" w:themeColor="light1"/>
@@ -5900,12 +5638,6 @@
         <w:insideV w:val="single" w:sz="4" w:space="0" w:color="FFFFFF" w:themeColor="light1"/>
       </w:tblBorders>
       <w:shd w:val="clear" w:color="DAEEF3" w:themeColor="accent5" w:themeTint="34" w:fill="DAEEF3" w:themeFill="accent5" w:themeFillTint="34"/>
-      <w:tblCellMar>
-        <w:top w:w="0" w:type="dxa"/>
-        <w:left w:w="108" w:type="dxa"/>
-        <w:bottom w:w="0" w:type="dxa"/>
-        <w:right w:w="108" w:type="dxa"/>
-      </w:tblCellMar>
     </w:tblPr>
     <w:tblStylePr w:type="firstRow">
       <w:rPr>
@@ -5981,7 +5713,6 @@
     <w:tblPr>
       <w:tblStyleRowBandSize w:val="1"/>
       <w:tblStyleColBandSize w:val="1"/>
-      <w:tblInd w:w="0" w:type="dxa"/>
       <w:tblBorders>
         <w:top w:val="single" w:sz="4" w:space="0" w:color="FFFFFF" w:themeColor="light1"/>
         <w:left w:val="single" w:sz="4" w:space="0" w:color="FFFFFF" w:themeColor="light1"/>
@@ -5991,12 +5722,6 @@
         <w:insideV w:val="single" w:sz="4" w:space="0" w:color="FFFFFF" w:themeColor="light1"/>
       </w:tblBorders>
       <w:shd w:val="clear" w:color="FDE9D8" w:themeColor="accent6" w:themeTint="34" w:fill="FDE9D8" w:themeFill="accent6" w:themeFillTint="34"/>
-      <w:tblCellMar>
-        <w:top w:w="0" w:type="dxa"/>
-        <w:left w:w="108" w:type="dxa"/>
-        <w:bottom w:w="0" w:type="dxa"/>
-        <w:right w:w="108" w:type="dxa"/>
-      </w:tblCellMar>
     </w:tblPr>
     <w:tblStylePr w:type="firstRow">
       <w:rPr>
@@ -6072,7 +5797,6 @@
     <w:tblPr>
       <w:tblStyleRowBandSize w:val="1"/>
       <w:tblStyleColBandSize w:val="1"/>
-      <w:tblInd w:w="0" w:type="dxa"/>
       <w:tblBorders>
         <w:top w:val="single" w:sz="4" w:space="0" w:color="7F7F7F" w:themeColor="text1" w:themeTint="80"/>
         <w:left w:val="single" w:sz="4" w:space="0" w:color="7F7F7F" w:themeColor="text1" w:themeTint="80"/>
@@ -6081,12 +5805,6 @@
         <w:insideH w:val="single" w:sz="4" w:space="0" w:color="7F7F7F" w:themeColor="text1" w:themeTint="80"/>
         <w:insideV w:val="single" w:sz="4" w:space="0" w:color="7F7F7F" w:themeColor="text1" w:themeTint="80"/>
       </w:tblBorders>
-      <w:tblCellMar>
-        <w:top w:w="0" w:type="dxa"/>
-        <w:left w:w="108" w:type="dxa"/>
-        <w:bottom w:w="0" w:type="dxa"/>
-        <w:right w:w="108" w:type="dxa"/>
-      </w:tblCellMar>
     </w:tblPr>
     <w:tblStylePr w:type="firstRow">
       <w:rPr>
@@ -6153,7 +5871,6 @@
     <w:tblPr>
       <w:tblStyleRowBandSize w:val="1"/>
       <w:tblStyleColBandSize w:val="1"/>
-      <w:tblInd w:w="0" w:type="dxa"/>
       <w:tblBorders>
         <w:top w:val="single" w:sz="4" w:space="0" w:color="A6BFDD" w:themeColor="accent1" w:themeTint="80"/>
         <w:left w:val="single" w:sz="4" w:space="0" w:color="A6BFDD" w:themeColor="accent1" w:themeTint="80"/>
@@ -6162,12 +5879,6 @@
         <w:insideH w:val="single" w:sz="4" w:space="0" w:color="A6BFDD" w:themeColor="accent1" w:themeTint="80"/>
         <w:insideV w:val="single" w:sz="4" w:space="0" w:color="A6BFDD" w:themeColor="accent1" w:themeTint="80"/>
       </w:tblBorders>
-      <w:tblCellMar>
-        <w:top w:w="0" w:type="dxa"/>
-        <w:left w:w="108" w:type="dxa"/>
-        <w:bottom w:w="0" w:type="dxa"/>
-        <w:right w:w="108" w:type="dxa"/>
-      </w:tblCellMar>
     </w:tblPr>
     <w:tblStylePr w:type="firstRow">
       <w:rPr>
@@ -6234,7 +5945,6 @@
     <w:tblPr>
       <w:tblStyleRowBandSize w:val="1"/>
       <w:tblStyleColBandSize w:val="1"/>
-      <w:tblInd w:w="0" w:type="dxa"/>
       <w:tblBorders>
         <w:top w:val="single" w:sz="4" w:space="0" w:color="D99695" w:themeColor="accent2" w:themeTint="97"/>
         <w:left w:val="single" w:sz="4" w:space="0" w:color="D99695" w:themeColor="accent2" w:themeTint="97"/>
@@ -6243,12 +5953,6 @@
         <w:insideH w:val="single" w:sz="4" w:space="0" w:color="D99695" w:themeColor="accent2" w:themeTint="97"/>
         <w:insideV w:val="single" w:sz="4" w:space="0" w:color="D99695" w:themeColor="accent2" w:themeTint="97"/>
       </w:tblBorders>
-      <w:tblCellMar>
-        <w:top w:w="0" w:type="dxa"/>
-        <w:left w:w="108" w:type="dxa"/>
-        <w:bottom w:w="0" w:type="dxa"/>
-        <w:right w:w="108" w:type="dxa"/>
-      </w:tblCellMar>
     </w:tblPr>
     <w:tblStylePr w:type="firstRow">
       <w:rPr>
@@ -6315,7 +6019,6 @@
     <w:tblPr>
       <w:tblStyleRowBandSize w:val="1"/>
       <w:tblStyleColBandSize w:val="1"/>
-      <w:tblInd w:w="0" w:type="dxa"/>
       <w:tblBorders>
         <w:top w:val="single" w:sz="4" w:space="0" w:color="9ABB59" w:themeColor="accent3" w:themeTint="FE"/>
         <w:left w:val="single" w:sz="4" w:space="0" w:color="9ABB59" w:themeColor="accent3" w:themeTint="FE"/>
@@ -6324,12 +6027,6 @@
         <w:insideH w:val="single" w:sz="4" w:space="0" w:color="9ABB59" w:themeColor="accent3" w:themeTint="FE"/>
         <w:insideV w:val="single" w:sz="4" w:space="0" w:color="9ABB59" w:themeColor="accent3" w:themeTint="FE"/>
       </w:tblBorders>
-      <w:tblCellMar>
-        <w:top w:w="0" w:type="dxa"/>
-        <w:left w:w="108" w:type="dxa"/>
-        <w:bottom w:w="0" w:type="dxa"/>
-        <w:right w:w="108" w:type="dxa"/>
-      </w:tblCellMar>
     </w:tblPr>
     <w:tblStylePr w:type="firstRow">
       <w:rPr>
@@ -6396,7 +6093,6 @@
     <w:tblPr>
       <w:tblStyleRowBandSize w:val="1"/>
       <w:tblStyleColBandSize w:val="1"/>
-      <w:tblInd w:w="0" w:type="dxa"/>
       <w:tblBorders>
         <w:top w:val="single" w:sz="4" w:space="0" w:color="B2A1C6" w:themeColor="accent4" w:themeTint="9A"/>
         <w:left w:val="single" w:sz="4" w:space="0" w:color="B2A1C6" w:themeColor="accent4" w:themeTint="9A"/>
@@ -6405,12 +6101,6 @@
         <w:insideH w:val="single" w:sz="4" w:space="0" w:color="B2A1C6" w:themeColor="accent4" w:themeTint="9A"/>
         <w:insideV w:val="single" w:sz="4" w:space="0" w:color="B2A1C6" w:themeColor="accent4" w:themeTint="9A"/>
       </w:tblBorders>
-      <w:tblCellMar>
-        <w:top w:w="0" w:type="dxa"/>
-        <w:left w:w="108" w:type="dxa"/>
-        <w:bottom w:w="0" w:type="dxa"/>
-        <w:right w:w="108" w:type="dxa"/>
-      </w:tblCellMar>
     </w:tblPr>
     <w:tblStylePr w:type="firstRow">
       <w:rPr>
@@ -6477,7 +6167,6 @@
     <w:tblPr>
       <w:tblStyleRowBandSize w:val="1"/>
       <w:tblStyleColBandSize w:val="1"/>
-      <w:tblInd w:w="0" w:type="dxa"/>
       <w:tblBorders>
         <w:top w:val="single" w:sz="4" w:space="0" w:color="4BACC6" w:themeColor="accent5"/>
         <w:left w:val="single" w:sz="4" w:space="0" w:color="4BACC6" w:themeColor="accent5"/>
@@ -6486,12 +6175,6 @@
         <w:insideH w:val="single" w:sz="4" w:space="0" w:color="4BACC6" w:themeColor="accent5"/>
         <w:insideV w:val="single" w:sz="4" w:space="0" w:color="4BACC6" w:themeColor="accent5"/>
       </w:tblBorders>
-      <w:tblCellMar>
-        <w:top w:w="0" w:type="dxa"/>
-        <w:left w:w="108" w:type="dxa"/>
-        <w:bottom w:w="0" w:type="dxa"/>
-        <w:right w:w="108" w:type="dxa"/>
-      </w:tblCellMar>
     </w:tblPr>
     <w:tblStylePr w:type="firstRow">
       <w:rPr>
@@ -6558,7 +6241,6 @@
     <w:tblPr>
       <w:tblStyleRowBandSize w:val="1"/>
       <w:tblStyleColBandSize w:val="1"/>
-      <w:tblInd w:w="0" w:type="dxa"/>
       <w:tblBorders>
         <w:top w:val="single" w:sz="4" w:space="0" w:color="F79646" w:themeColor="accent6"/>
         <w:left w:val="single" w:sz="4" w:space="0" w:color="F79646" w:themeColor="accent6"/>
@@ -6567,12 +6249,6 @@
         <w:insideH w:val="single" w:sz="4" w:space="0" w:color="F79646" w:themeColor="accent6"/>
         <w:insideV w:val="single" w:sz="4" w:space="0" w:color="F79646" w:themeColor="accent6"/>
       </w:tblBorders>
-      <w:tblCellMar>
-        <w:top w:w="0" w:type="dxa"/>
-        <w:left w:w="108" w:type="dxa"/>
-        <w:bottom w:w="0" w:type="dxa"/>
-        <w:right w:w="108" w:type="dxa"/>
-      </w:tblCellMar>
     </w:tblPr>
     <w:tblStylePr w:type="firstRow">
       <w:rPr>
@@ -6639,19 +6315,12 @@
     <w:tblPr>
       <w:tblStyleRowBandSize w:val="1"/>
       <w:tblStyleColBandSize w:val="1"/>
-      <w:tblInd w:w="0" w:type="dxa"/>
       <w:tblBorders>
         <w:bottom w:val="single" w:sz="4" w:space="0" w:color="7F7F7F" w:themeColor="text1" w:themeTint="80"/>
         <w:right w:val="single" w:sz="4" w:space="0" w:color="7F7F7F" w:themeColor="text1" w:themeTint="80"/>
         <w:insideH w:val="single" w:sz="4" w:space="0" w:color="7F7F7F" w:themeColor="text1" w:themeTint="80"/>
         <w:insideV w:val="single" w:sz="4" w:space="0" w:color="7F7F7F" w:themeColor="text1" w:themeTint="80"/>
       </w:tblBorders>
-      <w:tblCellMar>
-        <w:top w:w="0" w:type="dxa"/>
-        <w:left w:w="108" w:type="dxa"/>
-        <w:bottom w:w="0" w:type="dxa"/>
-        <w:right w:w="108" w:type="dxa"/>
-      </w:tblCellMar>
     </w:tblPr>
     <w:tblStylePr w:type="firstRow">
       <w:rPr>
@@ -6763,19 +6432,12 @@
     <w:tblPr>
       <w:tblStyleRowBandSize w:val="1"/>
       <w:tblStyleColBandSize w:val="1"/>
-      <w:tblInd w:w="0" w:type="dxa"/>
       <w:tblBorders>
         <w:bottom w:val="single" w:sz="4" w:space="0" w:color="A6BFDD" w:themeColor="accent1" w:themeTint="80"/>
         <w:right w:val="single" w:sz="4" w:space="0" w:color="A6BFDD" w:themeColor="accent1" w:themeTint="80"/>
         <w:insideH w:val="single" w:sz="4" w:space="0" w:color="A6BFDD" w:themeColor="accent1" w:themeTint="80"/>
         <w:insideV w:val="single" w:sz="4" w:space="0" w:color="A6BFDD" w:themeColor="accent1" w:themeTint="80"/>
       </w:tblBorders>
-      <w:tblCellMar>
-        <w:top w:w="0" w:type="dxa"/>
-        <w:left w:w="108" w:type="dxa"/>
-        <w:bottom w:w="0" w:type="dxa"/>
-        <w:right w:w="108" w:type="dxa"/>
-      </w:tblCellMar>
     </w:tblPr>
     <w:tblStylePr w:type="firstRow">
       <w:rPr>
@@ -6887,19 +6549,12 @@
     <w:tblPr>
       <w:tblStyleRowBandSize w:val="1"/>
       <w:tblStyleColBandSize w:val="1"/>
-      <w:tblInd w:w="0" w:type="dxa"/>
       <w:tblBorders>
         <w:bottom w:val="single" w:sz="4" w:space="0" w:color="D99695" w:themeColor="accent2" w:themeTint="97"/>
         <w:right w:val="single" w:sz="4" w:space="0" w:color="D99695" w:themeColor="accent2" w:themeTint="97"/>
         <w:insideH w:val="single" w:sz="4" w:space="0" w:color="D99695" w:themeColor="accent2" w:themeTint="97"/>
         <w:insideV w:val="single" w:sz="4" w:space="0" w:color="D99695" w:themeColor="accent2" w:themeTint="97"/>
       </w:tblBorders>
-      <w:tblCellMar>
-        <w:top w:w="0" w:type="dxa"/>
-        <w:left w:w="108" w:type="dxa"/>
-        <w:bottom w:w="0" w:type="dxa"/>
-        <w:right w:w="108" w:type="dxa"/>
-      </w:tblCellMar>
     </w:tblPr>
     <w:tblStylePr w:type="firstRow">
       <w:rPr>
@@ -7011,19 +6666,12 @@
     <w:tblPr>
       <w:tblStyleRowBandSize w:val="1"/>
       <w:tblStyleColBandSize w:val="1"/>
-      <w:tblInd w:w="0" w:type="dxa"/>
       <w:tblBorders>
         <w:bottom w:val="single" w:sz="4" w:space="0" w:color="9ABB59" w:themeColor="accent3" w:themeTint="FE"/>
         <w:right w:val="single" w:sz="4" w:space="0" w:color="9ABB59" w:themeColor="accent3" w:themeTint="FE"/>
         <w:insideH w:val="single" w:sz="4" w:space="0" w:color="9ABB59" w:themeColor="accent3" w:themeTint="FE"/>
         <w:insideV w:val="single" w:sz="4" w:space="0" w:color="9ABB59" w:themeColor="accent3" w:themeTint="FE"/>
       </w:tblBorders>
-      <w:tblCellMar>
-        <w:top w:w="0" w:type="dxa"/>
-        <w:left w:w="108" w:type="dxa"/>
-        <w:bottom w:w="0" w:type="dxa"/>
-        <w:right w:w="108" w:type="dxa"/>
-      </w:tblCellMar>
     </w:tblPr>
     <w:tblStylePr w:type="firstRow">
       <w:rPr>
@@ -7135,19 +6783,12 @@
     <w:tblPr>
       <w:tblStyleRowBandSize w:val="1"/>
       <w:tblStyleColBandSize w:val="1"/>
-      <w:tblInd w:w="0" w:type="dxa"/>
       <w:tblBorders>
         <w:bottom w:val="single" w:sz="4" w:space="0" w:color="B2A1C6" w:themeColor="accent4" w:themeTint="9A"/>
         <w:right w:val="single" w:sz="4" w:space="0" w:color="B2A1C6" w:themeColor="accent4" w:themeTint="9A"/>
         <w:insideH w:val="single" w:sz="4" w:space="0" w:color="B2A1C6" w:themeColor="accent4" w:themeTint="9A"/>
         <w:insideV w:val="single" w:sz="4" w:space="0" w:color="B2A1C6" w:themeColor="accent4" w:themeTint="9A"/>
       </w:tblBorders>
-      <w:tblCellMar>
-        <w:top w:w="0" w:type="dxa"/>
-        <w:left w:w="108" w:type="dxa"/>
-        <w:bottom w:w="0" w:type="dxa"/>
-        <w:right w:w="108" w:type="dxa"/>
-      </w:tblCellMar>
     </w:tblPr>
     <w:tblStylePr w:type="firstRow">
       <w:rPr>
@@ -7259,19 +6900,12 @@
     <w:tblPr>
       <w:tblStyleRowBandSize w:val="1"/>
       <w:tblStyleColBandSize w:val="1"/>
-      <w:tblInd w:w="0" w:type="dxa"/>
       <w:tblBorders>
         <w:bottom w:val="single" w:sz="4" w:space="0" w:color="99D0DE" w:themeColor="accent5" w:themeTint="90"/>
         <w:right w:val="single" w:sz="4" w:space="0" w:color="99D0DE" w:themeColor="accent5" w:themeTint="90"/>
         <w:insideH w:val="single" w:sz="4" w:space="0" w:color="99D0DE" w:themeColor="accent5" w:themeTint="90"/>
         <w:insideV w:val="single" w:sz="4" w:space="0" w:color="99D0DE" w:themeColor="accent5" w:themeTint="90"/>
       </w:tblBorders>
-      <w:tblCellMar>
-        <w:top w:w="0" w:type="dxa"/>
-        <w:left w:w="108" w:type="dxa"/>
-        <w:bottom w:w="0" w:type="dxa"/>
-        <w:right w:w="108" w:type="dxa"/>
-      </w:tblCellMar>
     </w:tblPr>
     <w:tblStylePr w:type="firstRow">
       <w:rPr>
@@ -7383,19 +7017,12 @@
     <w:tblPr>
       <w:tblStyleRowBandSize w:val="1"/>
       <w:tblStyleColBandSize w:val="1"/>
-      <w:tblInd w:w="0" w:type="dxa"/>
       <w:tblBorders>
         <w:bottom w:val="single" w:sz="4" w:space="0" w:color="FAC396" w:themeColor="accent6" w:themeTint="90"/>
         <w:right w:val="single" w:sz="4" w:space="0" w:color="FAC396" w:themeColor="accent6" w:themeTint="90"/>
         <w:insideH w:val="single" w:sz="4" w:space="0" w:color="FAC396" w:themeColor="accent6" w:themeTint="90"/>
         <w:insideV w:val="single" w:sz="4" w:space="0" w:color="FAC396" w:themeColor="accent6" w:themeTint="90"/>
       </w:tblBorders>
-      <w:tblCellMar>
-        <w:top w:w="0" w:type="dxa"/>
-        <w:left w:w="108" w:type="dxa"/>
-        <w:bottom w:w="0" w:type="dxa"/>
-        <w:right w:w="108" w:type="dxa"/>
-      </w:tblCellMar>
     </w:tblPr>
     <w:tblStylePr w:type="firstRow">
       <w:rPr>
@@ -7507,13 +7134,6 @@
     <w:tblPr>
       <w:tblStyleRowBandSize w:val="1"/>
       <w:tblStyleColBandSize w:val="1"/>
-      <w:tblInd w:w="0" w:type="dxa"/>
-      <w:tblCellMar>
-        <w:top w:w="0" w:type="dxa"/>
-        <w:left w:w="108" w:type="dxa"/>
-        <w:bottom w:w="0" w:type="dxa"/>
-        <w:right w:w="108" w:type="dxa"/>
-      </w:tblCellMar>
     </w:tblPr>
     <w:tblStylePr w:type="firstRow">
       <w:rPr>
@@ -7580,13 +7200,6 @@
     <w:tblPr>
       <w:tblStyleRowBandSize w:val="1"/>
       <w:tblStyleColBandSize w:val="1"/>
-      <w:tblInd w:w="0" w:type="dxa"/>
-      <w:tblCellMar>
-        <w:top w:w="0" w:type="dxa"/>
-        <w:left w:w="108" w:type="dxa"/>
-        <w:bottom w:w="0" w:type="dxa"/>
-        <w:right w:w="108" w:type="dxa"/>
-      </w:tblCellMar>
     </w:tblPr>
     <w:tblStylePr w:type="firstRow">
       <w:rPr>
@@ -7653,13 +7266,6 @@
     <w:tblPr>
       <w:tblStyleRowBandSize w:val="1"/>
       <w:tblStyleColBandSize w:val="1"/>
-      <w:tblInd w:w="0" w:type="dxa"/>
-      <w:tblCellMar>
-        <w:top w:w="0" w:type="dxa"/>
-        <w:left w:w="108" w:type="dxa"/>
-        <w:bottom w:w="0" w:type="dxa"/>
-        <w:right w:w="108" w:type="dxa"/>
-      </w:tblCellMar>
     </w:tblPr>
     <w:tblStylePr w:type="firstRow">
       <w:rPr>
@@ -7726,13 +7332,6 @@
     <w:tblPr>
       <w:tblStyleRowBandSize w:val="1"/>
       <w:tblStyleColBandSize w:val="1"/>
-      <w:tblInd w:w="0" w:type="dxa"/>
-      <w:tblCellMar>
-        <w:top w:w="0" w:type="dxa"/>
-        <w:left w:w="108" w:type="dxa"/>
-        <w:bottom w:w="0" w:type="dxa"/>
-        <w:right w:w="108" w:type="dxa"/>
-      </w:tblCellMar>
     </w:tblPr>
     <w:tblStylePr w:type="firstRow">
       <w:rPr>
@@ -7799,13 +7398,6 @@
     <w:tblPr>
       <w:tblStyleRowBandSize w:val="1"/>
       <w:tblStyleColBandSize w:val="1"/>
-      <w:tblInd w:w="0" w:type="dxa"/>
-      <w:tblCellMar>
-        <w:top w:w="0" w:type="dxa"/>
-        <w:left w:w="108" w:type="dxa"/>
-        <w:bottom w:w="0" w:type="dxa"/>
-        <w:right w:w="108" w:type="dxa"/>
-      </w:tblCellMar>
     </w:tblPr>
     <w:tblStylePr w:type="firstRow">
       <w:rPr>
@@ -7872,13 +7464,6 @@
     <w:tblPr>
       <w:tblStyleRowBandSize w:val="1"/>
       <w:tblStyleColBandSize w:val="1"/>
-      <w:tblInd w:w="0" w:type="dxa"/>
-      <w:tblCellMar>
-        <w:top w:w="0" w:type="dxa"/>
-        <w:left w:w="108" w:type="dxa"/>
-        <w:bottom w:w="0" w:type="dxa"/>
-        <w:right w:w="108" w:type="dxa"/>
-      </w:tblCellMar>
     </w:tblPr>
     <w:tblStylePr w:type="firstRow">
       <w:rPr>
@@ -7945,13 +7530,6 @@
     <w:tblPr>
       <w:tblStyleRowBandSize w:val="1"/>
       <w:tblStyleColBandSize w:val="1"/>
-      <w:tblInd w:w="0" w:type="dxa"/>
-      <w:tblCellMar>
-        <w:top w:w="0" w:type="dxa"/>
-        <w:left w:w="108" w:type="dxa"/>
-        <w:bottom w:w="0" w:type="dxa"/>
-        <w:right w:w="108" w:type="dxa"/>
-      </w:tblCellMar>
     </w:tblPr>
     <w:tblStylePr w:type="firstRow">
       <w:rPr>
@@ -8018,18 +7596,11 @@
     <w:tblPr>
       <w:tblStyleRowBandSize w:val="1"/>
       <w:tblStyleColBandSize w:val="1"/>
-      <w:tblInd w:w="0" w:type="dxa"/>
       <w:tblBorders>
         <w:top w:val="single" w:sz="4" w:space="0" w:color="6F6F6F" w:themeColor="text1" w:themeTint="90"/>
         <w:bottom w:val="single" w:sz="4" w:space="0" w:color="6F6F6F" w:themeColor="text1" w:themeTint="90"/>
         <w:insideH w:val="single" w:sz="4" w:space="0" w:color="6F6F6F" w:themeColor="text1" w:themeTint="90"/>
       </w:tblBorders>
-      <w:tblCellMar>
-        <w:top w:w="0" w:type="dxa"/>
-        <w:left w:w="108" w:type="dxa"/>
-        <w:bottom w:w="0" w:type="dxa"/>
-        <w:right w:w="108" w:type="dxa"/>
-      </w:tblCellMar>
     </w:tblPr>
     <w:tblStylePr w:type="firstRow">
       <w:rPr>
@@ -8114,18 +7685,11 @@
     <w:tblPr>
       <w:tblStyleRowBandSize w:val="1"/>
       <w:tblStyleColBandSize w:val="1"/>
-      <w:tblInd w:w="0" w:type="dxa"/>
       <w:tblBorders>
         <w:top w:val="single" w:sz="4" w:space="0" w:color="9BB7D9" w:themeColor="accent1" w:themeTint="90"/>
         <w:bottom w:val="single" w:sz="4" w:space="0" w:color="9BB7D9" w:themeColor="accent1" w:themeTint="90"/>
         <w:insideH w:val="single" w:sz="4" w:space="0" w:color="9BB7D9" w:themeColor="accent1" w:themeTint="90"/>
       </w:tblBorders>
-      <w:tblCellMar>
-        <w:top w:w="0" w:type="dxa"/>
-        <w:left w:w="108" w:type="dxa"/>
-        <w:bottom w:w="0" w:type="dxa"/>
-        <w:right w:w="108" w:type="dxa"/>
-      </w:tblCellMar>
     </w:tblPr>
     <w:tblStylePr w:type="firstRow">
       <w:rPr>
@@ -8210,18 +7774,11 @@
     <w:tblPr>
       <w:tblStyleRowBandSize w:val="1"/>
       <w:tblStyleColBandSize w:val="1"/>
-      <w:tblInd w:w="0" w:type="dxa"/>
       <w:tblBorders>
         <w:top w:val="single" w:sz="4" w:space="0" w:color="DB9B9A" w:themeColor="accent2" w:themeTint="90"/>
         <w:bottom w:val="single" w:sz="4" w:space="0" w:color="DB9B9A" w:themeColor="accent2" w:themeTint="90"/>
         <w:insideH w:val="single" w:sz="4" w:space="0" w:color="DB9B9A" w:themeColor="accent2" w:themeTint="90"/>
       </w:tblBorders>
-      <w:tblCellMar>
-        <w:top w:w="0" w:type="dxa"/>
-        <w:left w:w="108" w:type="dxa"/>
-        <w:bottom w:w="0" w:type="dxa"/>
-        <w:right w:w="108" w:type="dxa"/>
-      </w:tblCellMar>
     </w:tblPr>
     <w:tblStylePr w:type="firstRow">
       <w:rPr>
@@ -8306,18 +7863,11 @@
     <w:tblPr>
       <w:tblStyleRowBandSize w:val="1"/>
       <w:tblStyleColBandSize w:val="1"/>
-      <w:tblInd w:w="0" w:type="dxa"/>
       <w:tblBorders>
         <w:top w:val="single" w:sz="4" w:space="0" w:color="C6D8A1" w:themeColor="accent3" w:themeTint="90"/>
         <w:bottom w:val="single" w:sz="4" w:space="0" w:color="C6D8A1" w:themeColor="accent3" w:themeTint="90"/>
         <w:insideH w:val="single" w:sz="4" w:space="0" w:color="C6D8A1" w:themeColor="accent3" w:themeTint="90"/>
       </w:tblBorders>
-      <w:tblCellMar>
-        <w:top w:w="0" w:type="dxa"/>
-        <w:left w:w="108" w:type="dxa"/>
-        <w:bottom w:w="0" w:type="dxa"/>
-        <w:right w:w="108" w:type="dxa"/>
-      </w:tblCellMar>
     </w:tblPr>
     <w:tblStylePr w:type="firstRow">
       <w:rPr>
@@ -8402,18 +7952,11 @@
     <w:tblPr>
       <w:tblStyleRowBandSize w:val="1"/>
       <w:tblStyleColBandSize w:val="1"/>
-      <w:tblInd w:w="0" w:type="dxa"/>
       <w:tblBorders>
         <w:top w:val="single" w:sz="4" w:space="0" w:color="B7A7CA" w:themeColor="accent4" w:themeTint="90"/>
         <w:bottom w:val="single" w:sz="4" w:space="0" w:color="B7A7CA" w:themeColor="accent4" w:themeTint="90"/>
         <w:insideH w:val="single" w:sz="4" w:space="0" w:color="B7A7CA" w:themeColor="accent4" w:themeTint="90"/>
       </w:tblBorders>
-      <w:tblCellMar>
-        <w:top w:w="0" w:type="dxa"/>
-        <w:left w:w="108" w:type="dxa"/>
-        <w:bottom w:w="0" w:type="dxa"/>
-        <w:right w:w="108" w:type="dxa"/>
-      </w:tblCellMar>
     </w:tblPr>
     <w:tblStylePr w:type="firstRow">
       <w:rPr>
@@ -8498,18 +8041,11 @@
     <w:tblPr>
       <w:tblStyleRowBandSize w:val="1"/>
       <w:tblStyleColBandSize w:val="1"/>
-      <w:tblInd w:w="0" w:type="dxa"/>
       <w:tblBorders>
         <w:top w:val="single" w:sz="4" w:space="0" w:color="99D0DE" w:themeColor="accent5" w:themeTint="90"/>
         <w:bottom w:val="single" w:sz="4" w:space="0" w:color="99D0DE" w:themeColor="accent5" w:themeTint="90"/>
         <w:insideH w:val="single" w:sz="4" w:space="0" w:color="99D0DE" w:themeColor="accent5" w:themeTint="90"/>
       </w:tblBorders>
-      <w:tblCellMar>
-        <w:top w:w="0" w:type="dxa"/>
-        <w:left w:w="108" w:type="dxa"/>
-        <w:bottom w:w="0" w:type="dxa"/>
-        <w:right w:w="108" w:type="dxa"/>
-      </w:tblCellMar>
     </w:tblPr>
     <w:tblStylePr w:type="firstRow">
       <w:rPr>
@@ -8594,18 +8130,11 @@
     <w:tblPr>
       <w:tblStyleRowBandSize w:val="1"/>
       <w:tblStyleColBandSize w:val="1"/>
-      <w:tblInd w:w="0" w:type="dxa"/>
       <w:tblBorders>
         <w:top w:val="single" w:sz="4" w:space="0" w:color="FAC396" w:themeColor="accent6" w:themeTint="90"/>
         <w:bottom w:val="single" w:sz="4" w:space="0" w:color="FAC396" w:themeColor="accent6" w:themeTint="90"/>
         <w:insideH w:val="single" w:sz="4" w:space="0" w:color="FAC396" w:themeColor="accent6" w:themeTint="90"/>
       </w:tblBorders>
-      <w:tblCellMar>
-        <w:top w:w="0" w:type="dxa"/>
-        <w:left w:w="108" w:type="dxa"/>
-        <w:bottom w:w="0" w:type="dxa"/>
-        <w:right w:w="108" w:type="dxa"/>
-      </w:tblCellMar>
     </w:tblPr>
     <w:tblStylePr w:type="firstRow">
       <w:rPr>
@@ -8690,19 +8219,12 @@
     <w:tblPr>
       <w:tblStyleRowBandSize w:val="1"/>
       <w:tblStyleColBandSize w:val="1"/>
-      <w:tblInd w:w="0" w:type="dxa"/>
       <w:tblBorders>
         <w:top w:val="single" w:sz="4" w:space="0" w:color="000000" w:themeColor="text1"/>
         <w:left w:val="single" w:sz="4" w:space="0" w:color="000000" w:themeColor="text1"/>
         <w:bottom w:val="single" w:sz="4" w:space="0" w:color="000000" w:themeColor="text1"/>
         <w:right w:val="single" w:sz="4" w:space="0" w:color="000000" w:themeColor="text1"/>
       </w:tblBorders>
-      <w:tblCellMar>
-        <w:top w:w="0" w:type="dxa"/>
-        <w:left w:w="108" w:type="dxa"/>
-        <w:bottom w:w="0" w:type="dxa"/>
-        <w:right w:w="108" w:type="dxa"/>
-      </w:tblCellMar>
     </w:tblPr>
     <w:tblStylePr w:type="firstRow">
       <w:rPr>
@@ -8773,19 +8295,12 @@
     <w:tblPr>
       <w:tblStyleRowBandSize w:val="1"/>
       <w:tblStyleColBandSize w:val="1"/>
-      <w:tblInd w:w="0" w:type="dxa"/>
       <w:tblBorders>
         <w:top w:val="single" w:sz="4" w:space="0" w:color="4F81BD" w:themeColor="accent1"/>
         <w:left w:val="single" w:sz="4" w:space="0" w:color="4F81BD" w:themeColor="accent1"/>
         <w:bottom w:val="single" w:sz="4" w:space="0" w:color="4F81BD" w:themeColor="accent1"/>
         <w:right w:val="single" w:sz="4" w:space="0" w:color="4F81BD" w:themeColor="accent1"/>
       </w:tblBorders>
-      <w:tblCellMar>
-        <w:top w:w="0" w:type="dxa"/>
-        <w:left w:w="108" w:type="dxa"/>
-        <w:bottom w:w="0" w:type="dxa"/>
-        <w:right w:w="108" w:type="dxa"/>
-      </w:tblCellMar>
     </w:tblPr>
     <w:tblStylePr w:type="firstRow">
       <w:rPr>
@@ -8856,19 +8371,12 @@
     <w:tblPr>
       <w:tblStyleRowBandSize w:val="1"/>
       <w:tblStyleColBandSize w:val="1"/>
-      <w:tblInd w:w="0" w:type="dxa"/>
       <w:tblBorders>
         <w:top w:val="single" w:sz="4" w:space="0" w:color="D99695" w:themeColor="accent2" w:themeTint="97"/>
         <w:left w:val="single" w:sz="4" w:space="0" w:color="D99695" w:themeColor="accent2" w:themeTint="97"/>
         <w:bottom w:val="single" w:sz="4" w:space="0" w:color="D99695" w:themeColor="accent2" w:themeTint="97"/>
         <w:right w:val="single" w:sz="4" w:space="0" w:color="D99695" w:themeColor="accent2" w:themeTint="97"/>
       </w:tblBorders>
-      <w:tblCellMar>
-        <w:top w:w="0" w:type="dxa"/>
-        <w:left w:w="108" w:type="dxa"/>
-        <w:bottom w:w="0" w:type="dxa"/>
-        <w:right w:w="108" w:type="dxa"/>
-      </w:tblCellMar>
     </w:tblPr>
     <w:tblStylePr w:type="firstRow">
       <w:rPr>
@@ -8939,19 +8447,12 @@
     <w:tblPr>
       <w:tblStyleRowBandSize w:val="1"/>
       <w:tblStyleColBandSize w:val="1"/>
-      <w:tblInd w:w="0" w:type="dxa"/>
       <w:tblBorders>
         <w:top w:val="single" w:sz="4" w:space="0" w:color="C3D69B" w:themeColor="accent3" w:themeTint="98"/>
         <w:left w:val="single" w:sz="4" w:space="0" w:color="C3D69B" w:themeColor="accent3" w:themeTint="98"/>
         <w:bottom w:val="single" w:sz="4" w:space="0" w:color="C3D69B" w:themeColor="accent3" w:themeTint="98"/>
         <w:right w:val="single" w:sz="4" w:space="0" w:color="C3D69B" w:themeColor="accent3" w:themeTint="98"/>
       </w:tblBorders>
-      <w:tblCellMar>
-        <w:top w:w="0" w:type="dxa"/>
-        <w:left w:w="108" w:type="dxa"/>
-        <w:bottom w:w="0" w:type="dxa"/>
-        <w:right w:w="108" w:type="dxa"/>
-      </w:tblCellMar>
     </w:tblPr>
     <w:tblStylePr w:type="firstRow">
       <w:rPr>
@@ -9022,19 +8523,12 @@
     <w:tblPr>
       <w:tblStyleRowBandSize w:val="1"/>
       <w:tblStyleColBandSize w:val="1"/>
-      <w:tblInd w:w="0" w:type="dxa"/>
       <w:tblBorders>
         <w:top w:val="single" w:sz="4" w:space="0" w:color="B2A1C6" w:themeColor="accent4" w:themeTint="9A"/>
         <w:left w:val="single" w:sz="4" w:space="0" w:color="B2A1C6" w:themeColor="accent4" w:themeTint="9A"/>
         <w:bottom w:val="single" w:sz="4" w:space="0" w:color="B2A1C6" w:themeColor="accent4" w:themeTint="9A"/>
         <w:right w:val="single" w:sz="4" w:space="0" w:color="B2A1C6" w:themeColor="accent4" w:themeTint="9A"/>
       </w:tblBorders>
-      <w:tblCellMar>
-        <w:top w:w="0" w:type="dxa"/>
-        <w:left w:w="108" w:type="dxa"/>
-        <w:bottom w:w="0" w:type="dxa"/>
-        <w:right w:w="108" w:type="dxa"/>
-      </w:tblCellMar>
     </w:tblPr>
     <w:tblStylePr w:type="firstRow">
       <w:rPr>
@@ -9105,19 +8599,12 @@
     <w:tblPr>
       <w:tblStyleRowBandSize w:val="1"/>
       <w:tblStyleColBandSize w:val="1"/>
-      <w:tblInd w:w="0" w:type="dxa"/>
       <w:tblBorders>
         <w:top w:val="single" w:sz="4" w:space="0" w:color="92CCDC" w:themeColor="accent5" w:themeTint="9A"/>
         <w:left w:val="single" w:sz="4" w:space="0" w:color="92CCDC" w:themeColor="accent5" w:themeTint="9A"/>
         <w:bottom w:val="single" w:sz="4" w:space="0" w:color="92CCDC" w:themeColor="accent5" w:themeTint="9A"/>
         <w:right w:val="single" w:sz="4" w:space="0" w:color="92CCDC" w:themeColor="accent5" w:themeTint="9A"/>
       </w:tblBorders>
-      <w:tblCellMar>
-        <w:top w:w="0" w:type="dxa"/>
-        <w:left w:w="108" w:type="dxa"/>
-        <w:bottom w:w="0" w:type="dxa"/>
-        <w:right w:w="108" w:type="dxa"/>
-      </w:tblCellMar>
     </w:tblPr>
     <w:tblStylePr w:type="firstRow">
       <w:rPr>
@@ -9188,19 +8675,12 @@
     <w:tblPr>
       <w:tblStyleRowBandSize w:val="1"/>
       <w:tblStyleColBandSize w:val="1"/>
-      <w:tblInd w:w="0" w:type="dxa"/>
       <w:tblBorders>
         <w:top w:val="single" w:sz="4" w:space="0" w:color="FAC090" w:themeColor="accent6" w:themeTint="98"/>
         <w:left w:val="single" w:sz="4" w:space="0" w:color="FAC090" w:themeColor="accent6" w:themeTint="98"/>
         <w:bottom w:val="single" w:sz="4" w:space="0" w:color="FAC090" w:themeColor="accent6" w:themeTint="98"/>
         <w:right w:val="single" w:sz="4" w:space="0" w:color="FAC090" w:themeColor="accent6" w:themeTint="98"/>
       </w:tblBorders>
-      <w:tblCellMar>
-        <w:top w:w="0" w:type="dxa"/>
-        <w:left w:w="108" w:type="dxa"/>
-        <w:bottom w:w="0" w:type="dxa"/>
-        <w:right w:w="108" w:type="dxa"/>
-      </w:tblCellMar>
     </w:tblPr>
     <w:tblStylePr w:type="firstRow">
       <w:rPr>
@@ -9271,7 +8751,6 @@
     <w:tblPr>
       <w:tblStyleRowBandSize w:val="1"/>
       <w:tblStyleColBandSize w:val="1"/>
-      <w:tblInd w:w="0" w:type="dxa"/>
       <w:tblBorders>
         <w:top w:val="single" w:sz="4" w:space="0" w:color="000000" w:themeColor="text1"/>
         <w:left w:val="single" w:sz="4" w:space="0" w:color="000000" w:themeColor="text1"/>
@@ -9279,12 +8758,6 @@
         <w:right w:val="single" w:sz="4" w:space="0" w:color="000000" w:themeColor="text1"/>
         <w:insideH w:val="single" w:sz="4" w:space="0" w:color="000000" w:themeColor="text1"/>
       </w:tblBorders>
-      <w:tblCellMar>
-        <w:top w:w="0" w:type="dxa"/>
-        <w:left w:w="108" w:type="dxa"/>
-        <w:bottom w:w="0" w:type="dxa"/>
-        <w:right w:w="108" w:type="dxa"/>
-      </w:tblCellMar>
     </w:tblPr>
     <w:tblStylePr w:type="firstRow">
       <w:rPr>
@@ -9349,7 +8822,6 @@
     <w:tblPr>
       <w:tblStyleRowBandSize w:val="1"/>
       <w:tblStyleColBandSize w:val="1"/>
-      <w:tblInd w:w="0" w:type="dxa"/>
       <w:tblBorders>
         <w:top w:val="single" w:sz="4" w:space="0" w:color="9BB7D9" w:themeColor="accent1" w:themeTint="90"/>
         <w:left w:val="single" w:sz="4" w:space="0" w:color="9BB7D9" w:themeColor="accent1" w:themeTint="90"/>
@@ -9357,12 +8829,6 @@
         <w:right w:val="single" w:sz="4" w:space="0" w:color="9BB7D9" w:themeColor="accent1" w:themeTint="90"/>
         <w:insideH w:val="single" w:sz="4" w:space="0" w:color="9BB7D9" w:themeColor="accent1" w:themeTint="90"/>
       </w:tblBorders>
-      <w:tblCellMar>
-        <w:top w:w="0" w:type="dxa"/>
-        <w:left w:w="108" w:type="dxa"/>
-        <w:bottom w:w="0" w:type="dxa"/>
-        <w:right w:w="108" w:type="dxa"/>
-      </w:tblCellMar>
     </w:tblPr>
     <w:tblStylePr w:type="firstRow">
       <w:rPr>
@@ -9427,7 +8893,6 @@
     <w:tblPr>
       <w:tblStyleRowBandSize w:val="1"/>
       <w:tblStyleColBandSize w:val="1"/>
-      <w:tblInd w:w="0" w:type="dxa"/>
       <w:tblBorders>
         <w:top w:val="single" w:sz="4" w:space="0" w:color="DB9B9A" w:themeColor="accent2" w:themeTint="90"/>
         <w:left w:val="single" w:sz="4" w:space="0" w:color="DB9B9A" w:themeColor="accent2" w:themeTint="90"/>
@@ -9435,12 +8900,6 @@
         <w:right w:val="single" w:sz="4" w:space="0" w:color="DB9B9A" w:themeColor="accent2" w:themeTint="90"/>
         <w:insideH w:val="single" w:sz="4" w:space="0" w:color="DB9B9A" w:themeColor="accent2" w:themeTint="90"/>
       </w:tblBorders>
-      <w:tblCellMar>
-        <w:top w:w="0" w:type="dxa"/>
-        <w:left w:w="108" w:type="dxa"/>
-        <w:bottom w:w="0" w:type="dxa"/>
-        <w:right w:w="108" w:type="dxa"/>
-      </w:tblCellMar>
     </w:tblPr>
     <w:tblStylePr w:type="firstRow">
       <w:rPr>
@@ -9505,7 +8964,6 @@
     <w:tblPr>
       <w:tblStyleRowBandSize w:val="1"/>
       <w:tblStyleColBandSize w:val="1"/>
-      <w:tblInd w:w="0" w:type="dxa"/>
       <w:tblBorders>
         <w:top w:val="single" w:sz="4" w:space="0" w:color="C6D8A1" w:themeColor="accent3" w:themeTint="90"/>
         <w:left w:val="single" w:sz="4" w:space="0" w:color="C6D8A1" w:themeColor="accent3" w:themeTint="90"/>
@@ -9513,12 +8971,6 @@
         <w:right w:val="single" w:sz="4" w:space="0" w:color="C6D8A1" w:themeColor="accent3" w:themeTint="90"/>
         <w:insideH w:val="single" w:sz="4" w:space="0" w:color="C6D8A1" w:themeColor="accent3" w:themeTint="90"/>
       </w:tblBorders>
-      <w:tblCellMar>
-        <w:top w:w="0" w:type="dxa"/>
-        <w:left w:w="108" w:type="dxa"/>
-        <w:bottom w:w="0" w:type="dxa"/>
-        <w:right w:w="108" w:type="dxa"/>
-      </w:tblCellMar>
     </w:tblPr>
     <w:tblStylePr w:type="firstRow">
       <w:rPr>
@@ -9583,7 +9035,6 @@
     <w:tblPr>
       <w:tblStyleRowBandSize w:val="1"/>
       <w:tblStyleColBandSize w:val="1"/>
-      <w:tblInd w:w="0" w:type="dxa"/>
       <w:tblBorders>
         <w:top w:val="single" w:sz="4" w:space="0" w:color="B7A7CA" w:themeColor="accent4" w:themeTint="90"/>
         <w:left w:val="single" w:sz="4" w:space="0" w:color="B7A7CA" w:themeColor="accent4" w:themeTint="90"/>
@@ -9591,12 +9042,6 @@
         <w:right w:val="single" w:sz="4" w:space="0" w:color="B7A7CA" w:themeColor="accent4" w:themeTint="90"/>
         <w:insideH w:val="single" w:sz="4" w:space="0" w:color="B7A7CA" w:themeColor="accent4" w:themeTint="90"/>
       </w:tblBorders>
-      <w:tblCellMar>
-        <w:top w:w="0" w:type="dxa"/>
-        <w:left w:w="108" w:type="dxa"/>
-        <w:bottom w:w="0" w:type="dxa"/>
-        <w:right w:w="108" w:type="dxa"/>
-      </w:tblCellMar>
     </w:tblPr>
     <w:tblStylePr w:type="firstRow">
       <w:rPr>
@@ -9661,7 +9106,6 @@
     <w:tblPr>
       <w:tblStyleRowBandSize w:val="1"/>
       <w:tblStyleColBandSize w:val="1"/>
-      <w:tblInd w:w="0" w:type="dxa"/>
       <w:tblBorders>
         <w:top w:val="single" w:sz="4" w:space="0" w:color="99D0DE" w:themeColor="accent5" w:themeTint="90"/>
         <w:left w:val="single" w:sz="4" w:space="0" w:color="99D0DE" w:themeColor="accent5" w:themeTint="90"/>
@@ -9669,12 +9113,6 @@
         <w:right w:val="single" w:sz="4" w:space="0" w:color="99D0DE" w:themeColor="accent5" w:themeTint="90"/>
         <w:insideH w:val="single" w:sz="4" w:space="0" w:color="99D0DE" w:themeColor="accent5" w:themeTint="90"/>
       </w:tblBorders>
-      <w:tblCellMar>
-        <w:top w:w="0" w:type="dxa"/>
-        <w:left w:w="108" w:type="dxa"/>
-        <w:bottom w:w="0" w:type="dxa"/>
-        <w:right w:w="108" w:type="dxa"/>
-      </w:tblCellMar>
     </w:tblPr>
     <w:tblStylePr w:type="firstRow">
       <w:rPr>
@@ -9739,7 +9177,6 @@
     <w:tblPr>
       <w:tblStyleRowBandSize w:val="1"/>
       <w:tblStyleColBandSize w:val="1"/>
-      <w:tblInd w:w="0" w:type="dxa"/>
       <w:tblBorders>
         <w:top w:val="single" w:sz="4" w:space="0" w:color="FAC396" w:themeColor="accent6" w:themeTint="90"/>
         <w:left w:val="single" w:sz="4" w:space="0" w:color="FAC396" w:themeColor="accent6" w:themeTint="90"/>
@@ -9747,12 +9184,6 @@
         <w:right w:val="single" w:sz="4" w:space="0" w:color="FAC396" w:themeColor="accent6" w:themeTint="90"/>
         <w:insideH w:val="single" w:sz="4" w:space="0" w:color="FAC396" w:themeColor="accent6" w:themeTint="90"/>
       </w:tblBorders>
-      <w:tblCellMar>
-        <w:top w:w="0" w:type="dxa"/>
-        <w:left w:w="108" w:type="dxa"/>
-        <w:bottom w:w="0" w:type="dxa"/>
-        <w:right w:w="108" w:type="dxa"/>
-      </w:tblCellMar>
     </w:tblPr>
     <w:tblStylePr w:type="firstRow">
       <w:rPr>
@@ -9817,7 +9248,6 @@
     <w:tblPr>
       <w:tblStyleRowBandSize w:val="1"/>
       <w:tblStyleColBandSize w:val="1"/>
-      <w:tblInd w:w="0" w:type="dxa"/>
       <w:tblBorders>
         <w:top w:val="single" w:sz="32" w:space="0" w:color="7F7F7F" w:themeColor="text1" w:themeTint="80"/>
         <w:left w:val="single" w:sz="32" w:space="0" w:color="7F7F7F" w:themeColor="text1" w:themeTint="80"/>
@@ -9825,12 +9255,6 @@
         <w:right w:val="single" w:sz="32" w:space="0" w:color="7F7F7F" w:themeColor="text1" w:themeTint="80"/>
       </w:tblBorders>
       <w:shd w:val="clear" w:color="7F7F7F" w:themeColor="text1" w:themeTint="80" w:fill="7F7F7F" w:themeFill="text1" w:themeFillTint="80"/>
-      <w:tblCellMar>
-        <w:top w:w="0" w:type="dxa"/>
-        <w:left w:w="108" w:type="dxa"/>
-        <w:bottom w:w="0" w:type="dxa"/>
-        <w:right w:w="108" w:type="dxa"/>
-      </w:tblCellMar>
     </w:tblPr>
     <w:tblStylePr w:type="firstRow">
       <w:rPr>
@@ -9930,7 +9354,6 @@
     <w:tblPr>
       <w:tblStyleRowBandSize w:val="1"/>
       <w:tblStyleColBandSize w:val="1"/>
-      <w:tblInd w:w="0" w:type="dxa"/>
       <w:tblBorders>
         <w:top w:val="single" w:sz="32" w:space="0" w:color="4F81BD" w:themeColor="accent1"/>
         <w:left w:val="single" w:sz="32" w:space="0" w:color="4F81BD" w:themeColor="accent1"/>
@@ -9938,12 +9361,6 @@
         <w:right w:val="single" w:sz="32" w:space="0" w:color="4F81BD" w:themeColor="accent1"/>
       </w:tblBorders>
       <w:shd w:val="clear" w:color="4F81BD" w:themeColor="accent1" w:fill="4F81BD" w:themeFill="accent1"/>
-      <w:tblCellMar>
-        <w:top w:w="0" w:type="dxa"/>
-        <w:left w:w="108" w:type="dxa"/>
-        <w:bottom w:w="0" w:type="dxa"/>
-        <w:right w:w="108" w:type="dxa"/>
-      </w:tblCellMar>
     </w:tblPr>
     <w:tblStylePr w:type="firstRow">
       <w:rPr>
@@ -10043,7 +9460,6 @@
     <w:tblPr>
       <w:tblStyleRowBandSize w:val="1"/>
       <w:tblStyleColBandSize w:val="1"/>
-      <w:tblInd w:w="0" w:type="dxa"/>
       <w:tblBorders>
         <w:top w:val="single" w:sz="32" w:space="0" w:color="D99695" w:themeColor="accent2" w:themeTint="97"/>
         <w:left w:val="single" w:sz="32" w:space="0" w:color="D99695" w:themeColor="accent2" w:themeTint="97"/>
@@ -10051,12 +9467,6 @@
         <w:right w:val="single" w:sz="32" w:space="0" w:color="D99695" w:themeColor="accent2" w:themeTint="97"/>
       </w:tblBorders>
       <w:shd w:val="clear" w:color="D99695" w:themeColor="accent2" w:themeTint="97" w:fill="D99695" w:themeFill="accent2" w:themeFillTint="97"/>
-      <w:tblCellMar>
-        <w:top w:w="0" w:type="dxa"/>
-        <w:left w:w="108" w:type="dxa"/>
-        <w:bottom w:w="0" w:type="dxa"/>
-        <w:right w:w="108" w:type="dxa"/>
-      </w:tblCellMar>
     </w:tblPr>
     <w:tblStylePr w:type="firstRow">
       <w:rPr>
@@ -10156,7 +9566,6 @@
     <w:tblPr>
       <w:tblStyleRowBandSize w:val="1"/>
       <w:tblStyleColBandSize w:val="1"/>
-      <w:tblInd w:w="0" w:type="dxa"/>
       <w:tblBorders>
         <w:top w:val="single" w:sz="32" w:space="0" w:color="C3D69B" w:themeColor="accent3" w:themeTint="98"/>
         <w:left w:val="single" w:sz="32" w:space="0" w:color="C3D69B" w:themeColor="accent3" w:themeTint="98"/>
@@ -10164,12 +9573,6 @@
         <w:right w:val="single" w:sz="32" w:space="0" w:color="C3D69B" w:themeColor="accent3" w:themeTint="98"/>
       </w:tblBorders>
       <w:shd w:val="clear" w:color="C3D69B" w:themeColor="accent3" w:themeTint="98" w:fill="C3D69B" w:themeFill="accent3" w:themeFillTint="98"/>
-      <w:tblCellMar>
-        <w:top w:w="0" w:type="dxa"/>
-        <w:left w:w="108" w:type="dxa"/>
-        <w:bottom w:w="0" w:type="dxa"/>
-        <w:right w:w="108" w:type="dxa"/>
-      </w:tblCellMar>
     </w:tblPr>
     <w:tblStylePr w:type="firstRow">
       <w:rPr>
@@ -10269,7 +9672,6 @@
     <w:tblPr>
       <w:tblStyleRowBandSize w:val="1"/>
       <w:tblStyleColBandSize w:val="1"/>
-      <w:tblInd w:w="0" w:type="dxa"/>
       <w:tblBorders>
         <w:top w:val="single" w:sz="32" w:space="0" w:color="B2A1C6" w:themeColor="accent4" w:themeTint="9A"/>
         <w:left w:val="single" w:sz="32" w:space="0" w:color="B2A1C6" w:themeColor="accent4" w:themeTint="9A"/>
@@ -10277,12 +9679,6 @@
         <w:right w:val="single" w:sz="32" w:space="0" w:color="B2A1C6" w:themeColor="accent4" w:themeTint="9A"/>
       </w:tblBorders>
       <w:shd w:val="clear" w:color="B2A1C6" w:themeColor="accent4" w:themeTint="9A" w:fill="B2A1C6" w:themeFill="accent4" w:themeFillTint="9A"/>
-      <w:tblCellMar>
-        <w:top w:w="0" w:type="dxa"/>
-        <w:left w:w="108" w:type="dxa"/>
-        <w:bottom w:w="0" w:type="dxa"/>
-        <w:right w:w="108" w:type="dxa"/>
-      </w:tblCellMar>
     </w:tblPr>
     <w:tblStylePr w:type="firstRow">
       <w:rPr>
@@ -10382,7 +9778,6 @@
     <w:tblPr>
       <w:tblStyleRowBandSize w:val="1"/>
       <w:tblStyleColBandSize w:val="1"/>
-      <w:tblInd w:w="0" w:type="dxa"/>
       <w:tblBorders>
         <w:top w:val="single" w:sz="32" w:space="0" w:color="92CCDC" w:themeColor="accent5" w:themeTint="9A"/>
         <w:left w:val="single" w:sz="32" w:space="0" w:color="92CCDC" w:themeColor="accent5" w:themeTint="9A"/>
@@ -10390,12 +9785,6 @@
         <w:right w:val="single" w:sz="32" w:space="0" w:color="92CCDC" w:themeColor="accent5" w:themeTint="9A"/>
       </w:tblBorders>
       <w:shd w:val="clear" w:color="92CCDC" w:themeColor="accent5" w:themeTint="9A" w:fill="92CCDC" w:themeFill="accent5" w:themeFillTint="9A"/>
-      <w:tblCellMar>
-        <w:top w:w="0" w:type="dxa"/>
-        <w:left w:w="108" w:type="dxa"/>
-        <w:bottom w:w="0" w:type="dxa"/>
-        <w:right w:w="108" w:type="dxa"/>
-      </w:tblCellMar>
     </w:tblPr>
     <w:tblStylePr w:type="firstRow">
       <w:rPr>
@@ -10495,7 +9884,6 @@
     <w:tblPr>
       <w:tblStyleRowBandSize w:val="1"/>
       <w:tblStyleColBandSize w:val="1"/>
-      <w:tblInd w:w="0" w:type="dxa"/>
       <w:tblBorders>
         <w:top w:val="single" w:sz="32" w:space="0" w:color="FAC090" w:themeColor="accent6" w:themeTint="98"/>
         <w:left w:val="single" w:sz="32" w:space="0" w:color="FAC090" w:themeColor="accent6" w:themeTint="98"/>
@@ -10503,12 +9891,6 @@
         <w:right w:val="single" w:sz="32" w:space="0" w:color="FAC090" w:themeColor="accent6" w:themeTint="98"/>
       </w:tblBorders>
       <w:shd w:val="clear" w:color="FAC090" w:themeColor="accent6" w:themeTint="98" w:fill="FAC090" w:themeFill="accent6" w:themeFillTint="98"/>
-      <w:tblCellMar>
-        <w:top w:w="0" w:type="dxa"/>
-        <w:left w:w="108" w:type="dxa"/>
-        <w:bottom w:w="0" w:type="dxa"/>
-        <w:right w:w="108" w:type="dxa"/>
-      </w:tblCellMar>
     </w:tblPr>
     <w:tblStylePr w:type="firstRow">
       <w:rPr>
@@ -10608,17 +9990,10 @@
     <w:tblPr>
       <w:tblStyleRowBandSize w:val="1"/>
       <w:tblStyleColBandSize w:val="1"/>
-      <w:tblInd w:w="0" w:type="dxa"/>
       <w:tblBorders>
         <w:top w:val="single" w:sz="4" w:space="0" w:color="7F7F7F" w:themeColor="text1" w:themeTint="80"/>
         <w:bottom w:val="single" w:sz="4" w:space="0" w:color="7F7F7F" w:themeColor="text1" w:themeTint="80"/>
       </w:tblBorders>
-      <w:tblCellMar>
-        <w:top w:w="0" w:type="dxa"/>
-        <w:left w:w="108" w:type="dxa"/>
-        <w:bottom w:w="0" w:type="dxa"/>
-        <w:right w:w="108" w:type="dxa"/>
-      </w:tblCellMar>
     </w:tblPr>
     <w:tblStylePr w:type="firstRow">
       <w:rPr>
@@ -10691,17 +10066,10 @@
     <w:tblPr>
       <w:tblStyleRowBandSize w:val="1"/>
       <w:tblStyleColBandSize w:val="1"/>
-      <w:tblInd w:w="0" w:type="dxa"/>
       <w:tblBorders>
         <w:top w:val="single" w:sz="4" w:space="0" w:color="4F81BD" w:themeColor="accent1"/>
         <w:bottom w:val="single" w:sz="4" w:space="0" w:color="4F81BD" w:themeColor="accent1"/>
       </w:tblBorders>
-      <w:tblCellMar>
-        <w:top w:w="0" w:type="dxa"/>
-        <w:left w:w="108" w:type="dxa"/>
-        <w:bottom w:w="0" w:type="dxa"/>
-        <w:right w:w="108" w:type="dxa"/>
-      </w:tblCellMar>
     </w:tblPr>
     <w:tblStylePr w:type="firstRow">
       <w:rPr>
@@ -10774,17 +10142,10 @@
     <w:tblPr>
       <w:tblStyleRowBandSize w:val="1"/>
       <w:tblStyleColBandSize w:val="1"/>
-      <w:tblInd w:w="0" w:type="dxa"/>
       <w:tblBorders>
         <w:top w:val="single" w:sz="4" w:space="0" w:color="D99695" w:themeColor="accent2" w:themeTint="97"/>
         <w:bottom w:val="single" w:sz="4" w:space="0" w:color="D99695" w:themeColor="accent2" w:themeTint="97"/>
       </w:tblBorders>
-      <w:tblCellMar>
-        <w:top w:w="0" w:type="dxa"/>
-        <w:left w:w="108" w:type="dxa"/>
-        <w:bottom w:w="0" w:type="dxa"/>
-        <w:right w:w="108" w:type="dxa"/>
-      </w:tblCellMar>
     </w:tblPr>
     <w:tblStylePr w:type="firstRow">
       <w:rPr>
@@ -10857,17 +10218,10 @@
     <w:tblPr>
       <w:tblStyleRowBandSize w:val="1"/>
       <w:tblStyleColBandSize w:val="1"/>
-      <w:tblInd w:w="0" w:type="dxa"/>
       <w:tblBorders>
         <w:top w:val="single" w:sz="4" w:space="0" w:color="C3D69B" w:themeColor="accent3" w:themeTint="98"/>
         <w:bottom w:val="single" w:sz="4" w:space="0" w:color="C3D69B" w:themeColor="accent3" w:themeTint="98"/>
       </w:tblBorders>
-      <w:tblCellMar>
-        <w:top w:w="0" w:type="dxa"/>
-        <w:left w:w="108" w:type="dxa"/>
-        <w:bottom w:w="0" w:type="dxa"/>
-        <w:right w:w="108" w:type="dxa"/>
-      </w:tblCellMar>
     </w:tblPr>
     <w:tblStylePr w:type="firstRow">
       <w:rPr>
@@ -10940,17 +10294,10 @@
     <w:tblPr>
       <w:tblStyleRowBandSize w:val="1"/>
       <w:tblStyleColBandSize w:val="1"/>
-      <w:tblInd w:w="0" w:type="dxa"/>
       <w:tblBorders>
         <w:top w:val="single" w:sz="4" w:space="0" w:color="B2A1C6" w:themeColor="accent4" w:themeTint="9A"/>
         <w:bottom w:val="single" w:sz="4" w:space="0" w:color="B2A1C6" w:themeColor="accent4" w:themeTint="9A"/>
       </w:tblBorders>
-      <w:tblCellMar>
-        <w:top w:w="0" w:type="dxa"/>
-        <w:left w:w="108" w:type="dxa"/>
-        <w:bottom w:w="0" w:type="dxa"/>
-        <w:right w:w="108" w:type="dxa"/>
-      </w:tblCellMar>
     </w:tblPr>
     <w:tblStylePr w:type="firstRow">
       <w:rPr>
@@ -11023,17 +10370,10 @@
     <w:tblPr>
       <w:tblStyleRowBandSize w:val="1"/>
       <w:tblStyleColBandSize w:val="1"/>
-      <w:tblInd w:w="0" w:type="dxa"/>
       <w:tblBorders>
         <w:top w:val="single" w:sz="4" w:space="0" w:color="92CCDC" w:themeColor="accent5" w:themeTint="9A"/>
         <w:bottom w:val="single" w:sz="4" w:space="0" w:color="92CCDC" w:themeColor="accent5" w:themeTint="9A"/>
       </w:tblBorders>
-      <w:tblCellMar>
-        <w:top w:w="0" w:type="dxa"/>
-        <w:left w:w="108" w:type="dxa"/>
-        <w:bottom w:w="0" w:type="dxa"/>
-        <w:right w:w="108" w:type="dxa"/>
-      </w:tblCellMar>
     </w:tblPr>
     <w:tblStylePr w:type="firstRow">
       <w:rPr>
@@ -11106,17 +10446,10 @@
     <w:tblPr>
       <w:tblStyleRowBandSize w:val="1"/>
       <w:tblStyleColBandSize w:val="1"/>
-      <w:tblInd w:w="0" w:type="dxa"/>
       <w:tblBorders>
         <w:top w:val="single" w:sz="4" w:space="0" w:color="FAC090" w:themeColor="accent6" w:themeTint="98"/>
         <w:bottom w:val="single" w:sz="4" w:space="0" w:color="FAC090" w:themeColor="accent6" w:themeTint="98"/>
       </w:tblBorders>
-      <w:tblCellMar>
-        <w:top w:w="0" w:type="dxa"/>
-        <w:left w:w="108" w:type="dxa"/>
-        <w:bottom w:w="0" w:type="dxa"/>
-        <w:right w:w="108" w:type="dxa"/>
-      </w:tblCellMar>
     </w:tblPr>
     <w:tblStylePr w:type="firstRow">
       <w:rPr>
@@ -11189,16 +10522,9 @@
     <w:tblPr>
       <w:tblStyleRowBandSize w:val="1"/>
       <w:tblStyleColBandSize w:val="1"/>
-      <w:tblInd w:w="0" w:type="dxa"/>
       <w:tblBorders>
         <w:right w:val="single" w:sz="4" w:space="0" w:color="7F7F7F" w:themeColor="text1" w:themeTint="80"/>
       </w:tblBorders>
-      <w:tblCellMar>
-        <w:top w:w="0" w:type="dxa"/>
-        <w:left w:w="108" w:type="dxa"/>
-        <w:bottom w:w="0" w:type="dxa"/>
-        <w:right w:w="108" w:type="dxa"/>
-      </w:tblCellMar>
     </w:tblPr>
     <w:tblStylePr w:type="firstRow">
       <w:rPr>
@@ -11310,16 +10636,9 @@
     <w:tblPr>
       <w:tblStyleRowBandSize w:val="1"/>
       <w:tblStyleColBandSize w:val="1"/>
-      <w:tblInd w:w="0" w:type="dxa"/>
       <w:tblBorders>
         <w:right w:val="single" w:sz="4" w:space="0" w:color="4F81BD" w:themeColor="accent1"/>
       </w:tblBorders>
-      <w:tblCellMar>
-        <w:top w:w="0" w:type="dxa"/>
-        <w:left w:w="108" w:type="dxa"/>
-        <w:bottom w:w="0" w:type="dxa"/>
-        <w:right w:w="108" w:type="dxa"/>
-      </w:tblCellMar>
     </w:tblPr>
     <w:tblStylePr w:type="firstRow">
       <w:rPr>
@@ -11431,16 +10750,9 @@
     <w:tblPr>
       <w:tblStyleRowBandSize w:val="1"/>
       <w:tblStyleColBandSize w:val="1"/>
-      <w:tblInd w:w="0" w:type="dxa"/>
       <w:tblBorders>
         <w:right w:val="single" w:sz="4" w:space="0" w:color="D99695" w:themeColor="accent2" w:themeTint="97"/>
       </w:tblBorders>
-      <w:tblCellMar>
-        <w:top w:w="0" w:type="dxa"/>
-        <w:left w:w="108" w:type="dxa"/>
-        <w:bottom w:w="0" w:type="dxa"/>
-        <w:right w:w="108" w:type="dxa"/>
-      </w:tblCellMar>
     </w:tblPr>
     <w:tblStylePr w:type="firstRow">
       <w:rPr>
@@ -11552,16 +10864,9 @@
     <w:tblPr>
       <w:tblStyleRowBandSize w:val="1"/>
       <w:tblStyleColBandSize w:val="1"/>
-      <w:tblInd w:w="0" w:type="dxa"/>
       <w:tblBorders>
         <w:right w:val="single" w:sz="4" w:space="0" w:color="C3D69B" w:themeColor="accent3" w:themeTint="98"/>
       </w:tblBorders>
-      <w:tblCellMar>
-        <w:top w:w="0" w:type="dxa"/>
-        <w:left w:w="108" w:type="dxa"/>
-        <w:bottom w:w="0" w:type="dxa"/>
-        <w:right w:w="108" w:type="dxa"/>
-      </w:tblCellMar>
     </w:tblPr>
     <w:tblStylePr w:type="firstRow">
       <w:rPr>
@@ -11673,16 +10978,9 @@
     <w:tblPr>
       <w:tblStyleRowBandSize w:val="1"/>
       <w:tblStyleColBandSize w:val="1"/>
-      <w:tblInd w:w="0" w:type="dxa"/>
       <w:tblBorders>
         <w:right w:val="single" w:sz="4" w:space="0" w:color="B2A1C6" w:themeColor="accent4" w:themeTint="9A"/>
       </w:tblBorders>
-      <w:tblCellMar>
-        <w:top w:w="0" w:type="dxa"/>
-        <w:left w:w="108" w:type="dxa"/>
-        <w:bottom w:w="0" w:type="dxa"/>
-        <w:right w:w="108" w:type="dxa"/>
-      </w:tblCellMar>
     </w:tblPr>
     <w:tblStylePr w:type="firstRow">
       <w:rPr>
@@ -11794,16 +11092,9 @@
     <w:tblPr>
       <w:tblStyleRowBandSize w:val="1"/>
       <w:tblStyleColBandSize w:val="1"/>
-      <w:tblInd w:w="0" w:type="dxa"/>
       <w:tblBorders>
         <w:right w:val="single" w:sz="4" w:space="0" w:color="92CCDC" w:themeColor="accent5" w:themeTint="9A"/>
       </w:tblBorders>
-      <w:tblCellMar>
-        <w:top w:w="0" w:type="dxa"/>
-        <w:left w:w="108" w:type="dxa"/>
-        <w:bottom w:w="0" w:type="dxa"/>
-        <w:right w:w="108" w:type="dxa"/>
-      </w:tblCellMar>
     </w:tblPr>
     <w:tblStylePr w:type="firstRow">
       <w:rPr>
@@ -11915,16 +11206,9 @@
     <w:tblPr>
       <w:tblStyleRowBandSize w:val="1"/>
       <w:tblStyleColBandSize w:val="1"/>
-      <w:tblInd w:w="0" w:type="dxa"/>
       <w:tblBorders>
         <w:right w:val="single" w:sz="4" w:space="0" w:color="FAC090" w:themeColor="accent6" w:themeTint="98"/>
       </w:tblBorders>
-      <w:tblCellMar>
-        <w:top w:w="0" w:type="dxa"/>
-        <w:left w:w="108" w:type="dxa"/>
-        <w:bottom w:w="0" w:type="dxa"/>
-        <w:right w:w="108" w:type="dxa"/>
-      </w:tblCellMar>
     </w:tblPr>
     <w:tblStylePr w:type="firstRow">
       <w:rPr>
@@ -12041,13 +11325,6 @@
     <w:tblPr>
       <w:tblStyleRowBandSize w:val="1"/>
       <w:tblStyleColBandSize w:val="1"/>
-      <w:tblInd w:w="0" w:type="dxa"/>
-      <w:tblCellMar>
-        <w:top w:w="0" w:type="dxa"/>
-        <w:left w:w="108" w:type="dxa"/>
-        <w:bottom w:w="0" w:type="dxa"/>
-        <w:right w:w="108" w:type="dxa"/>
-      </w:tblCellMar>
     </w:tblPr>
     <w:tblStylePr w:type="firstRow">
       <w:rPr>
@@ -12145,13 +11422,6 @@
     <w:tblPr>
       <w:tblStyleRowBandSize w:val="1"/>
       <w:tblStyleColBandSize w:val="1"/>
-      <w:tblInd w:w="0" w:type="dxa"/>
-      <w:tblCellMar>
-        <w:top w:w="0" w:type="dxa"/>
-        <w:left w:w="108" w:type="dxa"/>
-        <w:bottom w:w="0" w:type="dxa"/>
-        <w:right w:w="108" w:type="dxa"/>
-      </w:tblCellMar>
     </w:tblPr>
     <w:tblStylePr w:type="firstRow">
       <w:rPr>
@@ -12249,13 +11519,6 @@
     <w:tblPr>
       <w:tblStyleRowBandSize w:val="1"/>
       <w:tblStyleColBandSize w:val="1"/>
-      <w:tblInd w:w="0" w:type="dxa"/>
-      <w:tblCellMar>
-        <w:top w:w="0" w:type="dxa"/>
-        <w:left w:w="108" w:type="dxa"/>
-        <w:bottom w:w="0" w:type="dxa"/>
-        <w:right w:w="108" w:type="dxa"/>
-      </w:tblCellMar>
     </w:tblPr>
     <w:tblStylePr w:type="firstRow">
       <w:rPr>
@@ -12353,13 +11616,6 @@
     <w:tblPr>
       <w:tblStyleRowBandSize w:val="1"/>
       <w:tblStyleColBandSize w:val="1"/>
-      <w:tblInd w:w="0" w:type="dxa"/>
-      <w:tblCellMar>
-        <w:top w:w="0" w:type="dxa"/>
-        <w:left w:w="108" w:type="dxa"/>
-        <w:bottom w:w="0" w:type="dxa"/>
-        <w:right w:w="108" w:type="dxa"/>
-      </w:tblCellMar>
     </w:tblPr>
     <w:tblStylePr w:type="firstRow">
       <w:rPr>
@@ -12457,13 +11713,6 @@
     <w:tblPr>
       <w:tblStyleRowBandSize w:val="1"/>
       <w:tblStyleColBandSize w:val="1"/>
-      <w:tblInd w:w="0" w:type="dxa"/>
-      <w:tblCellMar>
-        <w:top w:w="0" w:type="dxa"/>
-        <w:left w:w="108" w:type="dxa"/>
-        <w:bottom w:w="0" w:type="dxa"/>
-        <w:right w:w="108" w:type="dxa"/>
-      </w:tblCellMar>
     </w:tblPr>
     <w:tblStylePr w:type="firstRow">
       <w:rPr>
@@ -12561,13 +11810,6 @@
     <w:tblPr>
       <w:tblStyleRowBandSize w:val="1"/>
       <w:tblStyleColBandSize w:val="1"/>
-      <w:tblInd w:w="0" w:type="dxa"/>
-      <w:tblCellMar>
-        <w:top w:w="0" w:type="dxa"/>
-        <w:left w:w="108" w:type="dxa"/>
-        <w:bottom w:w="0" w:type="dxa"/>
-        <w:right w:w="108" w:type="dxa"/>
-      </w:tblCellMar>
     </w:tblPr>
     <w:tblStylePr w:type="firstRow">
       <w:rPr>
@@ -12665,13 +11907,6 @@
     <w:tblPr>
       <w:tblStyleRowBandSize w:val="1"/>
       <w:tblStyleColBandSize w:val="1"/>
-      <w:tblInd w:w="0" w:type="dxa"/>
-      <w:tblCellMar>
-        <w:top w:w="0" w:type="dxa"/>
-        <w:left w:w="108" w:type="dxa"/>
-        <w:bottom w:w="0" w:type="dxa"/>
-        <w:right w:w="108" w:type="dxa"/>
-      </w:tblCellMar>
     </w:tblPr>
     <w:tblStylePr w:type="firstRow">
       <w:rPr>
@@ -12769,7 +12004,6 @@
     <w:tblPr>
       <w:tblStyleRowBandSize w:val="1"/>
       <w:tblStyleColBandSize w:val="1"/>
-      <w:tblInd w:w="0" w:type="dxa"/>
       <w:tblBorders>
         <w:top w:val="single" w:sz="4" w:space="0" w:color="595959" w:themeColor="text1" w:themeTint="A6"/>
         <w:left w:val="single" w:sz="4" w:space="0" w:color="595959" w:themeColor="text1" w:themeTint="A6"/>
@@ -12778,12 +12012,6 @@
         <w:insideH w:val="single" w:sz="4" w:space="0" w:color="595959" w:themeColor="text1" w:themeTint="A6"/>
         <w:insideV w:val="single" w:sz="4" w:space="0" w:color="595959" w:themeColor="text1" w:themeTint="A6"/>
       </w:tblBorders>
-      <w:tblCellMar>
-        <w:top w:w="0" w:type="dxa"/>
-        <w:left w:w="108" w:type="dxa"/>
-        <w:bottom w:w="0" w:type="dxa"/>
-        <w:right w:w="108" w:type="dxa"/>
-      </w:tblCellMar>
     </w:tblPr>
     <w:tblStylePr w:type="firstRow">
       <w:rPr>
@@ -12881,7 +12109,6 @@
     <w:tblPr>
       <w:tblStyleRowBandSize w:val="1"/>
       <w:tblStyleColBandSize w:val="1"/>
-      <w:tblInd w:w="0" w:type="dxa"/>
       <w:tblBorders>
         <w:top w:val="single" w:sz="4" w:space="0" w:color="2A4A71" w:themeColor="accent1" w:themeShade="95"/>
         <w:left w:val="single" w:sz="4" w:space="0" w:color="2A4A71" w:themeColor="accent1" w:themeShade="95"/>
@@ -12890,12 +12117,6 @@
         <w:insideH w:val="single" w:sz="4" w:space="0" w:color="2A4A71" w:themeColor="accent1" w:themeShade="95"/>
         <w:insideV w:val="single" w:sz="4" w:space="0" w:color="2A4A71" w:themeColor="accent1" w:themeShade="95"/>
       </w:tblBorders>
-      <w:tblCellMar>
-        <w:top w:w="0" w:type="dxa"/>
-        <w:left w:w="108" w:type="dxa"/>
-        <w:bottom w:w="0" w:type="dxa"/>
-        <w:right w:w="108" w:type="dxa"/>
-      </w:tblCellMar>
     </w:tblPr>
     <w:tblStylePr w:type="firstRow">
       <w:rPr>
@@ -12993,7 +12214,6 @@
     <w:tblPr>
       <w:tblStyleRowBandSize w:val="1"/>
       <w:tblStyleColBandSize w:val="1"/>
-      <w:tblInd w:w="0" w:type="dxa"/>
       <w:tblBorders>
         <w:top w:val="single" w:sz="4" w:space="0" w:color="732A29" w:themeColor="accent2" w:themeShade="95"/>
         <w:left w:val="single" w:sz="4" w:space="0" w:color="732A29" w:themeColor="accent2" w:themeShade="95"/>
@@ -13002,12 +12222,6 @@
         <w:insideH w:val="single" w:sz="4" w:space="0" w:color="732A29" w:themeColor="accent2" w:themeShade="95"/>
         <w:insideV w:val="single" w:sz="4" w:space="0" w:color="732A29" w:themeColor="accent2" w:themeShade="95"/>
       </w:tblBorders>
-      <w:tblCellMar>
-        <w:top w:w="0" w:type="dxa"/>
-        <w:left w:w="108" w:type="dxa"/>
-        <w:bottom w:w="0" w:type="dxa"/>
-        <w:right w:w="108" w:type="dxa"/>
-      </w:tblCellMar>
     </w:tblPr>
     <w:tblStylePr w:type="firstRow">
       <w:rPr>
@@ -13105,7 +12319,6 @@
     <w:tblPr>
       <w:tblStyleRowBandSize w:val="1"/>
       <w:tblStyleColBandSize w:val="1"/>
-      <w:tblInd w:w="0" w:type="dxa"/>
       <w:tblBorders>
         <w:top w:val="single" w:sz="4" w:space="0" w:color="5B722E" w:themeColor="accent3" w:themeShade="95"/>
         <w:left w:val="single" w:sz="4" w:space="0" w:color="5B722E" w:themeColor="accent3" w:themeShade="95"/>
@@ -13114,12 +12327,6 @@
         <w:insideH w:val="single" w:sz="4" w:space="0" w:color="5B722E" w:themeColor="accent3" w:themeShade="95"/>
         <w:insideV w:val="single" w:sz="4" w:space="0" w:color="5B722E" w:themeColor="accent3" w:themeShade="95"/>
       </w:tblBorders>
-      <w:tblCellMar>
-        <w:top w:w="0" w:type="dxa"/>
-        <w:left w:w="108" w:type="dxa"/>
-        <w:bottom w:w="0" w:type="dxa"/>
-        <w:right w:w="108" w:type="dxa"/>
-      </w:tblCellMar>
     </w:tblPr>
     <w:tblStylePr w:type="firstRow">
       <w:rPr>
@@ -13217,7 +12424,6 @@
     <w:tblPr>
       <w:tblStyleRowBandSize w:val="1"/>
       <w:tblStyleColBandSize w:val="1"/>
-      <w:tblInd w:w="0" w:type="dxa"/>
       <w:tblBorders>
         <w:top w:val="single" w:sz="4" w:space="0" w:color="4A395F" w:themeColor="accent4" w:themeShade="95"/>
         <w:left w:val="single" w:sz="4" w:space="0" w:color="4A395F" w:themeColor="accent4" w:themeShade="95"/>
@@ -13226,12 +12432,6 @@
         <w:insideH w:val="single" w:sz="4" w:space="0" w:color="4A395F" w:themeColor="accent4" w:themeShade="95"/>
         <w:insideV w:val="single" w:sz="4" w:space="0" w:color="4A395F" w:themeColor="accent4" w:themeShade="95"/>
       </w:tblBorders>
-      <w:tblCellMar>
-        <w:top w:w="0" w:type="dxa"/>
-        <w:left w:w="108" w:type="dxa"/>
-        <w:bottom w:w="0" w:type="dxa"/>
-        <w:right w:w="108" w:type="dxa"/>
-      </w:tblCellMar>
     </w:tblPr>
     <w:tblStylePr w:type="firstRow">
       <w:rPr>
@@ -13329,7 +12529,6 @@
     <w:tblPr>
       <w:tblStyleRowBandSize w:val="1"/>
       <w:tblStyleColBandSize w:val="1"/>
-      <w:tblInd w:w="0" w:type="dxa"/>
       <w:tblBorders>
         <w:top w:val="single" w:sz="4" w:space="0" w:color="266779" w:themeColor="accent5" w:themeShade="95"/>
         <w:left w:val="single" w:sz="4" w:space="0" w:color="266779" w:themeColor="accent5" w:themeShade="95"/>
@@ -13338,12 +12537,6 @@
         <w:insideH w:val="single" w:sz="4" w:space="0" w:color="266779" w:themeColor="accent5" w:themeShade="95"/>
         <w:insideV w:val="single" w:sz="4" w:space="0" w:color="266779" w:themeColor="accent5" w:themeShade="95"/>
       </w:tblBorders>
-      <w:tblCellMar>
-        <w:top w:w="0" w:type="dxa"/>
-        <w:left w:w="108" w:type="dxa"/>
-        <w:bottom w:w="0" w:type="dxa"/>
-        <w:right w:w="108" w:type="dxa"/>
-      </w:tblCellMar>
     </w:tblPr>
     <w:tblStylePr w:type="firstRow">
       <w:rPr>
@@ -13441,7 +12634,6 @@
     <w:tblPr>
       <w:tblStyleRowBandSize w:val="1"/>
       <w:tblStyleColBandSize w:val="1"/>
-      <w:tblInd w:w="0" w:type="dxa"/>
       <w:tblBorders>
         <w:top w:val="single" w:sz="4" w:space="0" w:color="B15407" w:themeColor="accent6" w:themeShade="95"/>
         <w:left w:val="single" w:sz="4" w:space="0" w:color="B15407" w:themeColor="accent6" w:themeShade="95"/>
@@ -13450,12 +12642,6 @@
         <w:insideH w:val="single" w:sz="4" w:space="0" w:color="B15407" w:themeColor="accent6" w:themeShade="95"/>
         <w:insideV w:val="single" w:sz="4" w:space="0" w:color="B15407" w:themeColor="accent6" w:themeShade="95"/>
       </w:tblBorders>
-      <w:tblCellMar>
-        <w:top w:w="0" w:type="dxa"/>
-        <w:left w:w="108" w:type="dxa"/>
-        <w:bottom w:w="0" w:type="dxa"/>
-        <w:right w:w="108" w:type="dxa"/>
-      </w:tblCellMar>
     </w:tblPr>
     <w:tblStylePr w:type="firstRow">
       <w:rPr>
@@ -13548,7 +12734,6 @@
     <w:tblPr>
       <w:tblStyleRowBandSize w:val="1"/>
       <w:tblStyleColBandSize w:val="1"/>
-      <w:tblInd w:w="0" w:type="dxa"/>
       <w:tblBorders>
         <w:top w:val="single" w:sz="4" w:space="0" w:color="D9D9D9" w:themeColor="text1" w:themeTint="26"/>
         <w:left w:val="single" w:sz="4" w:space="0" w:color="D9D9D9" w:themeColor="text1" w:themeTint="26"/>
@@ -13557,12 +12742,6 @@
         <w:insideH w:val="single" w:sz="4" w:space="0" w:color="D9D9D9" w:themeColor="text1" w:themeTint="26"/>
         <w:insideV w:val="single" w:sz="4" w:space="0" w:color="D9D9D9" w:themeColor="text1" w:themeTint="26"/>
       </w:tblBorders>
-      <w:tblCellMar>
-        <w:top w:w="0" w:type="dxa"/>
-        <w:left w:w="108" w:type="dxa"/>
-        <w:bottom w:w="0" w:type="dxa"/>
-        <w:right w:w="108" w:type="dxa"/>
-      </w:tblCellMar>
     </w:tblPr>
     <w:tblStylePr w:type="firstRow">
       <w:rPr>
@@ -13637,7 +12816,6 @@
     <w:tblPr>
       <w:tblStyleRowBandSize w:val="1"/>
       <w:tblStyleColBandSize w:val="1"/>
-      <w:tblInd w:w="0" w:type="dxa"/>
       <w:tblBorders>
         <w:top w:val="single" w:sz="4" w:space="0" w:color="B7CBE4" w:themeColor="accent1" w:themeTint="67"/>
         <w:left w:val="single" w:sz="4" w:space="0" w:color="B7CBE4" w:themeColor="accent1" w:themeTint="67"/>
@@ -13646,12 +12824,6 @@
         <w:insideH w:val="single" w:sz="4" w:space="0" w:color="B7CBE4" w:themeColor="accent1" w:themeTint="67"/>
         <w:insideV w:val="single" w:sz="4" w:space="0" w:color="B7CBE4" w:themeColor="accent1" w:themeTint="67"/>
       </w:tblBorders>
-      <w:tblCellMar>
-        <w:top w:w="0" w:type="dxa"/>
-        <w:left w:w="108" w:type="dxa"/>
-        <w:bottom w:w="0" w:type="dxa"/>
-        <w:right w:w="108" w:type="dxa"/>
-      </w:tblCellMar>
     </w:tblPr>
     <w:tblStylePr w:type="firstRow">
       <w:rPr>
@@ -13726,7 +12898,6 @@
     <w:tblPr>
       <w:tblStyleRowBandSize w:val="1"/>
       <w:tblStyleColBandSize w:val="1"/>
-      <w:tblInd w:w="0" w:type="dxa"/>
       <w:tblBorders>
         <w:top w:val="single" w:sz="4" w:space="0" w:color="E5B7B6" w:themeColor="accent2" w:themeTint="67"/>
         <w:left w:val="single" w:sz="4" w:space="0" w:color="E5B7B6" w:themeColor="accent2" w:themeTint="67"/>
@@ -13735,12 +12906,6 @@
         <w:insideH w:val="single" w:sz="4" w:space="0" w:color="E5B7B6" w:themeColor="accent2" w:themeTint="67"/>
         <w:insideV w:val="single" w:sz="4" w:space="0" w:color="E5B7B6" w:themeColor="accent2" w:themeTint="67"/>
       </w:tblBorders>
-      <w:tblCellMar>
-        <w:top w:w="0" w:type="dxa"/>
-        <w:left w:w="108" w:type="dxa"/>
-        <w:bottom w:w="0" w:type="dxa"/>
-        <w:right w:w="108" w:type="dxa"/>
-      </w:tblCellMar>
     </w:tblPr>
     <w:tblStylePr w:type="firstRow">
       <w:rPr>
@@ -13815,7 +12980,6 @@
     <w:tblPr>
       <w:tblStyleRowBandSize w:val="1"/>
       <w:tblStyleColBandSize w:val="1"/>
-      <w:tblInd w:w="0" w:type="dxa"/>
       <w:tblBorders>
         <w:top w:val="single" w:sz="4" w:space="0" w:color="D6E3BB" w:themeColor="accent3" w:themeTint="67"/>
         <w:left w:val="single" w:sz="4" w:space="0" w:color="D6E3BB" w:themeColor="accent3" w:themeTint="67"/>
@@ -13824,12 +12988,6 @@
         <w:insideH w:val="single" w:sz="4" w:space="0" w:color="D6E3BB" w:themeColor="accent3" w:themeTint="67"/>
         <w:insideV w:val="single" w:sz="4" w:space="0" w:color="D6E3BB" w:themeColor="accent3" w:themeTint="67"/>
       </w:tblBorders>
-      <w:tblCellMar>
-        <w:top w:w="0" w:type="dxa"/>
-        <w:left w:w="108" w:type="dxa"/>
-        <w:bottom w:w="0" w:type="dxa"/>
-        <w:right w:w="108" w:type="dxa"/>
-      </w:tblCellMar>
     </w:tblPr>
     <w:tblStylePr w:type="firstRow">
       <w:rPr>
@@ -13904,7 +13062,6 @@
     <w:tblPr>
       <w:tblStyleRowBandSize w:val="1"/>
       <w:tblStyleColBandSize w:val="1"/>
-      <w:tblInd w:w="0" w:type="dxa"/>
       <w:tblBorders>
         <w:top w:val="single" w:sz="4" w:space="0" w:color="CBC0D9" w:themeColor="accent4" w:themeTint="67"/>
         <w:left w:val="single" w:sz="4" w:space="0" w:color="CBC0D9" w:themeColor="accent4" w:themeTint="67"/>
@@ -13913,12 +13070,6 @@
         <w:insideH w:val="single" w:sz="4" w:space="0" w:color="CBC0D9" w:themeColor="accent4" w:themeTint="67"/>
         <w:insideV w:val="single" w:sz="4" w:space="0" w:color="CBC0D9" w:themeColor="accent4" w:themeTint="67"/>
       </w:tblBorders>
-      <w:tblCellMar>
-        <w:top w:w="0" w:type="dxa"/>
-        <w:left w:w="108" w:type="dxa"/>
-        <w:bottom w:w="0" w:type="dxa"/>
-        <w:right w:w="108" w:type="dxa"/>
-      </w:tblCellMar>
     </w:tblPr>
     <w:tblStylePr w:type="firstRow">
       <w:rPr>
@@ -13993,7 +13144,6 @@
     <w:tblPr>
       <w:tblStyleRowBandSize w:val="1"/>
       <w:tblStyleColBandSize w:val="1"/>
-      <w:tblInd w:w="0" w:type="dxa"/>
       <w:tblBorders>
         <w:top w:val="single" w:sz="4" w:space="0" w:color="B6DDE8" w:themeColor="accent5" w:themeTint="67"/>
         <w:left w:val="single" w:sz="4" w:space="0" w:color="B6DDE8" w:themeColor="accent5" w:themeTint="67"/>
@@ -14002,12 +13152,6 @@
         <w:insideH w:val="single" w:sz="4" w:space="0" w:color="B6DDE8" w:themeColor="accent5" w:themeTint="67"/>
         <w:insideV w:val="single" w:sz="4" w:space="0" w:color="B6DDE8" w:themeColor="accent5" w:themeTint="67"/>
       </w:tblBorders>
-      <w:tblCellMar>
-        <w:top w:w="0" w:type="dxa"/>
-        <w:left w:w="108" w:type="dxa"/>
-        <w:bottom w:w="0" w:type="dxa"/>
-        <w:right w:w="108" w:type="dxa"/>
-      </w:tblCellMar>
     </w:tblPr>
     <w:tblStylePr w:type="firstRow">
       <w:rPr>
@@ -14082,7 +13226,6 @@
     <w:tblPr>
       <w:tblStyleRowBandSize w:val="1"/>
       <w:tblStyleColBandSize w:val="1"/>
-      <w:tblInd w:w="0" w:type="dxa"/>
       <w:tblBorders>
         <w:top w:val="single" w:sz="4" w:space="0" w:color="FBD4B4" w:themeColor="accent6" w:themeTint="67"/>
         <w:left w:val="single" w:sz="4" w:space="0" w:color="FBD4B4" w:themeColor="accent6" w:themeTint="67"/>
@@ -14091,12 +13234,6 @@
         <w:insideH w:val="single" w:sz="4" w:space="0" w:color="FBD4B4" w:themeColor="accent6" w:themeTint="67"/>
         <w:insideV w:val="single" w:sz="4" w:space="0" w:color="FBD4B4" w:themeColor="accent6" w:themeTint="67"/>
       </w:tblBorders>
-      <w:tblCellMar>
-        <w:top w:w="0" w:type="dxa"/>
-        <w:left w:w="108" w:type="dxa"/>
-        <w:bottom w:w="0" w:type="dxa"/>
-        <w:right w:w="108" w:type="dxa"/>
-      </w:tblCellMar>
     </w:tblPr>
     <w:tblStylePr w:type="firstRow">
       <w:rPr>
